--- a/public/docx/机制动态/20250426-机制动态：“雨燕应急”2025首期线上培训圆满完成，684名无人机应急尖兵云端集结.docx
+++ b/public/docx/机制动态/20250426-机制动态：“雨燕应急”2025首期线上培训圆满完成，684名无人机应急尖兵云端集结.docx
@@ -1,41 +1,62 @@
 
 <file path=word/document.xml><?xml version="1.0" encoding="utf-8"?>
-<w:document xmlns:wpc="http://schemas.microsoft.com/office/word/2010/wordprocessingCanvas" xmlns:mc="http://schemas.openxmlformats.org/markup-compatibility/2006" xmlns:o="urn:schemas-microsoft-com:office:office" xmlns:r="http://schemas.openxmlformats.org/officeDocument/2006/relationships" xmlns:m="http://schemas.openxmlformats.org/officeDocument/2006/math" xmlns:v="urn:schemas-microsoft-com:vml" xmlns:wp14="http://schemas.microsoft.com/office/word/2010/wordprocessingDrawing" xmlns:wp="http://schemas.openxmlformats.org/drawingml/2006/wordprocessingDrawing" xmlns:w="http://schemas.openxmlformats.org/wordprocessingml/2006/main" xmlns:w14="http://schemas.microsoft.com/office/word/2010/wordml" xmlns:w10="urn:schemas-microsoft-com:office:word" xmlns:w15="http://schemas.microsoft.com/office/word/2012/wordml" xmlns:wpg="http://schemas.microsoft.com/office/word/2010/wordprocessingGroup" xmlns:wpi="http://schemas.microsoft.com/office/word/2010/wordprocessingInk" xmlns:wne="http://schemas.microsoft.com/office/word/2006/wordml" xmlns:wps="http://schemas.microsoft.com/office/word/2010/wordprocessingShape" xmlns:wpsCustomData="http://www.wps.cn/officeDocument/2013/wpsCustomData" mc:Ignorable="w14 w15 wp14">
+<w:document xmlns:wpc="http://schemas.microsoft.com/office/word/2010/wordprocessingCanvas" xmlns:cx="http://schemas.microsoft.com/office/drawing/2014/chartex" xmlns:cx1="http://schemas.microsoft.com/office/drawing/2015/9/8/chartex" xmlns:cx2="http://schemas.microsoft.com/office/drawing/2015/10/21/chartex" xmlns:cx3="http://schemas.microsoft.com/office/drawing/2016/5/9/chartex" xmlns:cx4="http://schemas.microsoft.com/office/drawing/2016/5/10/chartex" xmlns:cx5="http://schemas.microsoft.com/office/drawing/2016/5/11/chartex" xmlns:cx6="http://schemas.microsoft.com/office/drawing/2016/5/12/chartex" xmlns:cx7="http://schemas.microsoft.com/office/drawing/2016/5/13/chartex" xmlns:cx8="http://schemas.microsoft.com/office/drawing/2016/5/14/chartex" xmlns:mc="http://schemas.openxmlformats.org/markup-compatibility/2006" xmlns:aink="http://schemas.microsoft.com/office/drawing/2016/ink" xmlns:am3d="http://schemas.microsoft.com/office/drawing/2017/model3d" xmlns:o="urn:schemas-microsoft-com:office:office" xmlns:oel="http://schemas.microsoft.com/office/2019/extlst" xmlns:r="http://schemas.openxmlformats.org/officeDocument/2006/relationships" xmlns:m="http://schemas.openxmlformats.org/officeDocument/2006/math" xmlns:v="urn:schemas-microsoft-com:vml" xmlns:wp14="http://schemas.microsoft.com/office/word/2010/wordprocessingDrawing" xmlns:wp="http://schemas.openxmlformats.org/drawingml/2006/wordprocessingDrawing" xmlns:w10="urn:schemas-microsoft-com:office:word" xmlns:w="http://schemas.openxmlformats.org/wordprocessingml/2006/main" xmlns:w14="http://schemas.microsoft.com/office/word/2010/wordml" xmlns:w15="http://schemas.microsoft.com/office/word/2012/wordml" xmlns:w16cex="http://schemas.microsoft.com/office/word/2018/wordml/cex" xmlns:w16cid="http://schemas.microsoft.com/office/word/2016/wordml/cid" xmlns:w16="http://schemas.microsoft.com/office/word/2018/wordml" xmlns:w16du="http://schemas.microsoft.com/office/word/2023/wordml/word16du" xmlns:w16sdtdh="http://schemas.microsoft.com/office/word/2020/wordml/sdtdatahash" xmlns:w16sdtfl="http://schemas.microsoft.com/office/word/2024/wordml/sdtformatlock" xmlns:w16se="http://schemas.microsoft.com/office/word/2015/wordml/symex" xmlns:wpg="http://schemas.microsoft.com/office/word/2010/wordprocessingGroup" xmlns:wpi="http://schemas.microsoft.com/office/word/2010/wordprocessingInk" xmlns:wne="http://schemas.microsoft.com/office/word/2006/wordml" xmlns:wps="http://schemas.microsoft.com/office/word/2010/wordprocessingShape" mc:Ignorable="w14 w15 w16se w16cid w16 w16cex w16sdtdh w16sdtfl w16du wp14">
   <w:body>
     <w:p>
       <w:pPr>
-        <w:pStyle w:val="5"/>
+        <w:pStyle w:val="a9"/>
         <w:jc w:val="center"/>
         <w:rPr>
           <w:rFonts w:hint="eastAsia"/>
           <w:b/>
-          <w:sz w:val="32"/>
+          <w:sz w:val="44"/>
+          <w:szCs w:val="44"/>
         </w:rPr>
       </w:pPr>
       <w:r>
         <w:rPr>
           <w:rFonts w:hint="eastAsia"/>
           <w:b/>
-          <w:sz w:val="32"/>
+          <w:sz w:val="44"/>
+          <w:szCs w:val="44"/>
         </w:rPr>
         <w:t>“雨燕应急”</w:t>
       </w:r>
       <w:r>
         <w:rPr>
           <w:b/>
-          <w:sz w:val="32"/>
-        </w:rPr>
-        <w:t>2025首期线上培训圆满完成   684名无人机应急尖兵云端集结</w:t>
+          <w:sz w:val="44"/>
+          <w:szCs w:val="44"/>
+        </w:rPr>
+        <w:t>2025</w:t>
+      </w:r>
+      <w:proofErr w:type="gramStart"/>
+      <w:r>
+        <w:rPr>
+          <w:b/>
+          <w:sz w:val="44"/>
+          <w:szCs w:val="44"/>
+        </w:rPr>
+        <w:t>首期线</w:t>
+      </w:r>
+      <w:proofErr w:type="gramEnd"/>
+      <w:r>
+        <w:rPr>
+          <w:b/>
+          <w:sz w:val="44"/>
+          <w:szCs w:val="44"/>
+        </w:rPr>
+        <w:t>上培训圆满完成   684名无人机应急尖兵云端集结</w:t>
       </w:r>
     </w:p>
     <w:p>
       <w:pPr>
-        <w:pStyle w:val="5"/>
+        <w:pStyle w:val="a9"/>
         <w:snapToGrid w:val="0"/>
         <w:spacing w:before="0" w:beforeAutospacing="0" w:after="0" w:afterAutospacing="0" w:line="360" w:lineRule="auto"/>
         <w:ind w:firstLine="550"/>
         <w:rPr>
-          <w:rFonts w:hint="eastAsia" w:ascii="方正仿宋_GBK" w:hAnsi="Microsoft YaHei UI" w:eastAsia="方正仿宋_GBK"/>
+          <w:rFonts w:ascii="方正仿宋_GBK" w:eastAsia="方正仿宋_GBK" w:hAnsi="Microsoft YaHei UI"/>
           <w:color w:val="000000"/>
           <w:spacing w:val="30"/>
           <w:shd w:val="clear" w:color="auto" w:fill="FFFFFF"/>
@@ -43,25 +64,46 @@
       </w:pPr>
       <w:r>
         <w:rPr>
-          <w:rFonts w:ascii="方正仿宋_GBK" w:hAnsi="Microsoft YaHei UI" w:eastAsia="方正仿宋_GBK"/>
-          <w:color w:val="000000"/>
-          <w:spacing w:val="30"/>
-          <w:shd w:val="clear" w:color="auto" w:fill="FFFFFF"/>
-        </w:rPr>
-        <w:t>4月24日下午，应急管理部国家减灾中心在京组织召开了</w:t>
-      </w:r>
-      <w:r>
-        <w:rPr>
-          <w:rFonts w:hint="eastAsia" w:ascii="方正仿宋_GBK" w:hAnsi="Microsoft YaHei UI" w:eastAsia="方正仿宋_GBK"/>
+          <w:rFonts w:ascii="方正仿宋_GBK" w:eastAsia="方正仿宋_GBK" w:hAnsi="Microsoft YaHei UI"/>
+          <w:color w:val="000000"/>
+          <w:spacing w:val="30"/>
+          <w:shd w:val="clear" w:color="auto" w:fill="FFFFFF"/>
+        </w:rPr>
+        <w:t>4月24日下午，应急管理</w:t>
+      </w:r>
+      <w:proofErr w:type="gramStart"/>
+      <w:r>
+        <w:rPr>
+          <w:rFonts w:ascii="方正仿宋_GBK" w:eastAsia="方正仿宋_GBK" w:hAnsi="Microsoft YaHei UI"/>
+          <w:color w:val="000000"/>
+          <w:spacing w:val="30"/>
+          <w:shd w:val="clear" w:color="auto" w:fill="FFFFFF"/>
+        </w:rPr>
+        <w:t>部国家</w:t>
+      </w:r>
+      <w:proofErr w:type="gramEnd"/>
+      <w:r>
+        <w:rPr>
+          <w:rFonts w:ascii="方正仿宋_GBK" w:eastAsia="方正仿宋_GBK" w:hAnsi="Microsoft YaHei UI"/>
+          <w:color w:val="000000"/>
+          <w:spacing w:val="30"/>
+          <w:shd w:val="clear" w:color="auto" w:fill="FFFFFF"/>
+        </w:rPr>
+        <w:t>减灾中心在京组织召开了</w:t>
+      </w:r>
+      <w:r>
+        <w:rPr>
+          <w:rFonts w:ascii="方正仿宋_GBK" w:eastAsia="方正仿宋_GBK" w:hAnsi="Microsoft YaHei UI" w:hint="eastAsia"/>
           <w:color w:val="000000"/>
           <w:spacing w:val="30"/>
           <w:shd w:val="clear" w:color="auto" w:fill="FFFFFF"/>
         </w:rPr>
         <w:t>“雨燕应急”2025</w:t>
       </w:r>
-      <w:r>
-        <w:rPr>
-          <w:rFonts w:ascii="方正仿宋_GBK" w:hAnsi="Microsoft YaHei UI" w:eastAsia="方正仿宋_GBK"/>
+      <w:proofErr w:type="gramStart"/>
+      <w:r>
+        <w:rPr>
+          <w:rFonts w:ascii="方正仿宋_GBK" w:eastAsia="方正仿宋_GBK" w:hAnsi="Microsoft YaHei UI"/>
           <w:color w:val="000000"/>
           <w:spacing w:val="30"/>
           <w:shd w:val="clear" w:color="auto" w:fill="FFFFFF"/>
@@ -70,31 +112,77 @@
       </w:r>
       <w:r>
         <w:rPr>
-          <w:rFonts w:hint="eastAsia" w:ascii="方正仿宋_GBK" w:hAnsi="Microsoft YaHei UI" w:eastAsia="方正仿宋_GBK"/>
-          <w:color w:val="000000"/>
-          <w:spacing w:val="30"/>
-          <w:shd w:val="clear" w:color="auto" w:fill="FFFFFF"/>
-        </w:rPr>
-        <w:t>期线上培训</w:t>
-      </w:r>
-      <w:r>
-        <w:rPr>
-          <w:rFonts w:ascii="方正仿宋_GBK" w:hAnsi="Microsoft YaHei UI" w:eastAsia="方正仿宋_GBK"/>
-          <w:color w:val="000000"/>
-          <w:spacing w:val="30"/>
-          <w:shd w:val="clear" w:color="auto" w:fill="FFFFFF"/>
-        </w:rPr>
-        <w:t>，聚焦“重大灾害无人机应急合作机制”，旨在强化机制成员灾害应急应对能力。</w:t>
+          <w:rFonts w:ascii="方正仿宋_GBK" w:eastAsia="方正仿宋_GBK" w:hAnsi="Microsoft YaHei UI" w:hint="eastAsia"/>
+          <w:color w:val="000000"/>
+          <w:spacing w:val="30"/>
+          <w:shd w:val="clear" w:color="auto" w:fill="FFFFFF"/>
+        </w:rPr>
+        <w:t>期线</w:t>
+      </w:r>
+      <w:proofErr w:type="gramEnd"/>
+      <w:r>
+        <w:rPr>
+          <w:rFonts w:ascii="方正仿宋_GBK" w:eastAsia="方正仿宋_GBK" w:hAnsi="Microsoft YaHei UI" w:hint="eastAsia"/>
+          <w:color w:val="000000"/>
+          <w:spacing w:val="30"/>
+          <w:shd w:val="clear" w:color="auto" w:fill="FFFFFF"/>
+        </w:rPr>
+        <w:t>上培训</w:t>
+      </w:r>
+      <w:r>
+        <w:rPr>
+          <w:rFonts w:ascii="方正仿宋_GBK" w:eastAsia="方正仿宋_GBK" w:hAnsi="Microsoft YaHei UI"/>
+          <w:color w:val="000000"/>
+          <w:spacing w:val="30"/>
+          <w:shd w:val="clear" w:color="auto" w:fill="FFFFFF"/>
+        </w:rPr>
+        <w:t>，聚焦</w:t>
+      </w:r>
+      <w:r>
+        <w:rPr>
+          <w:rFonts w:ascii="方正仿宋_GBK" w:eastAsia="方正仿宋_GBK" w:hAnsi="Microsoft YaHei UI"/>
+          <w:color w:val="000000"/>
+          <w:spacing w:val="30"/>
+          <w:shd w:val="clear" w:color="auto" w:fill="FFFFFF"/>
+        </w:rPr>
+        <w:t>“</w:t>
+      </w:r>
+      <w:r>
+        <w:rPr>
+          <w:rFonts w:ascii="方正仿宋_GBK" w:eastAsia="方正仿宋_GBK" w:hAnsi="Microsoft YaHei UI"/>
+          <w:color w:val="000000"/>
+          <w:spacing w:val="30"/>
+          <w:shd w:val="clear" w:color="auto" w:fill="FFFFFF"/>
+        </w:rPr>
+        <w:t>重大灾害无人机应急合作机制</w:t>
+      </w:r>
+      <w:r>
+        <w:rPr>
+          <w:rFonts w:ascii="方正仿宋_GBK" w:eastAsia="方正仿宋_GBK" w:hAnsi="Microsoft YaHei UI"/>
+          <w:color w:val="000000"/>
+          <w:spacing w:val="30"/>
+          <w:shd w:val="clear" w:color="auto" w:fill="FFFFFF"/>
+        </w:rPr>
+        <w:t>”</w:t>
+      </w:r>
+      <w:r>
+        <w:rPr>
+          <w:rFonts w:ascii="方正仿宋_GBK" w:eastAsia="方正仿宋_GBK" w:hAnsi="Microsoft YaHei UI"/>
+          <w:color w:val="000000"/>
+          <w:spacing w:val="30"/>
+          <w:shd w:val="clear" w:color="auto" w:fill="FFFFFF"/>
+        </w:rPr>
+        <w:t>，旨在强化机制成员灾害应急应对能力。</w:t>
       </w:r>
     </w:p>
     <w:p>
       <w:pPr>
-        <w:pStyle w:val="5"/>
+        <w:pStyle w:val="a9"/>
         <w:snapToGrid w:val="0"/>
         <w:spacing w:before="0" w:beforeAutospacing="0" w:after="0" w:afterAutospacing="0" w:line="360" w:lineRule="auto"/>
         <w:ind w:firstLine="550"/>
         <w:rPr>
-          <w:rFonts w:hint="eastAsia" w:ascii="方正仿宋_GBK" w:hAnsi="Microsoft YaHei UI" w:eastAsia="方正仿宋_GBK"/>
+          <w:rFonts w:ascii="方正仿宋_GBK" w:eastAsia="方正仿宋_GBK" w:hAnsi="Microsoft YaHei UI"/>
           <w:color w:val="000000"/>
           <w:spacing w:val="30"/>
           <w:shd w:val="clear" w:color="auto" w:fill="FFFFFF"/>
@@ -102,7 +190,7 @@
       </w:pPr>
       <w:r>
         <w:rPr>
-          <w:rFonts w:ascii="方正仿宋_GBK" w:hAnsi="Microsoft YaHei UI" w:eastAsia="方正仿宋_GBK"/>
+          <w:rFonts w:ascii="方正仿宋_GBK" w:eastAsia="方正仿宋_GBK" w:hAnsi="Microsoft YaHei UI"/>
           <w:color w:val="000000"/>
           <w:spacing w:val="30"/>
           <w:shd w:val="clear" w:color="auto" w:fill="FFFFFF"/>
@@ -111,7 +199,7 @@
       </w:r>
       <w:r>
         <w:rPr>
-          <w:rFonts w:hint="eastAsia" w:ascii="方正仿宋_GBK" w:hAnsi="Microsoft YaHei UI" w:eastAsia="方正仿宋_GBK"/>
+          <w:rFonts w:ascii="方正仿宋_GBK" w:eastAsia="方正仿宋_GBK" w:hAnsi="Microsoft YaHei UI" w:hint="eastAsia"/>
           <w:color w:val="000000"/>
           <w:spacing w:val="30"/>
           <w:shd w:val="clear" w:color="auto" w:fill="FFFFFF"/>
@@ -120,22 +208,62 @@
       </w:r>
       <w:r>
         <w:rPr>
-          <w:rFonts w:ascii="方正仿宋_GBK" w:hAnsi="Microsoft YaHei UI" w:eastAsia="方正仿宋_GBK"/>
-          <w:color w:val="000000"/>
-          <w:spacing w:val="30"/>
-          <w:shd w:val="clear" w:color="auto" w:fill="FFFFFF"/>
-        </w:rPr>
-        <w:t>共有220家机制成员单位的684名联络人和一线飞手线上参会，大疆应急行业负责人耿京乐、北京飞马遥测公司杨建华、河南省防灾减灾中心周永春共3名专家受邀在国家减灾中心现场参会。</w:t>
+          <w:rFonts w:ascii="方正仿宋_GBK" w:eastAsia="方正仿宋_GBK" w:hAnsi="Microsoft YaHei UI"/>
+          <w:color w:val="000000"/>
+          <w:spacing w:val="30"/>
+          <w:shd w:val="clear" w:color="auto" w:fill="FFFFFF"/>
+        </w:rPr>
+        <w:t>共有220家机制成员单位的684名联络人和</w:t>
+      </w:r>
+      <w:proofErr w:type="gramStart"/>
+      <w:r>
+        <w:rPr>
+          <w:rFonts w:ascii="方正仿宋_GBK" w:eastAsia="方正仿宋_GBK" w:hAnsi="Microsoft YaHei UI"/>
+          <w:color w:val="000000"/>
+          <w:spacing w:val="30"/>
+          <w:shd w:val="clear" w:color="auto" w:fill="FFFFFF"/>
+        </w:rPr>
+        <w:t>一线飞手线</w:t>
+      </w:r>
+      <w:proofErr w:type="gramEnd"/>
+      <w:r>
+        <w:rPr>
+          <w:rFonts w:ascii="方正仿宋_GBK" w:eastAsia="方正仿宋_GBK" w:hAnsi="Microsoft YaHei UI"/>
+          <w:color w:val="000000"/>
+          <w:spacing w:val="30"/>
+          <w:shd w:val="clear" w:color="auto" w:fill="FFFFFF"/>
+        </w:rPr>
+        <w:t>上参会，</w:t>
+      </w:r>
+      <w:proofErr w:type="gramStart"/>
+      <w:r>
+        <w:rPr>
+          <w:rFonts w:ascii="方正仿宋_GBK" w:eastAsia="方正仿宋_GBK" w:hAnsi="Microsoft YaHei UI"/>
+          <w:color w:val="000000"/>
+          <w:spacing w:val="30"/>
+          <w:shd w:val="clear" w:color="auto" w:fill="FFFFFF"/>
+        </w:rPr>
+        <w:t>大疆应急</w:t>
+      </w:r>
+      <w:proofErr w:type="gramEnd"/>
+      <w:r>
+        <w:rPr>
+          <w:rFonts w:ascii="方正仿宋_GBK" w:eastAsia="方正仿宋_GBK" w:hAnsi="Microsoft YaHei UI"/>
+          <w:color w:val="000000"/>
+          <w:spacing w:val="30"/>
+          <w:shd w:val="clear" w:color="auto" w:fill="FFFFFF"/>
+        </w:rPr>
+        <w:t>行业负责人耿京乐、北京飞马遥测公司杨建华、河南省防灾减灾中心周永春共3名专家受邀在国家减灾中心现场参会。</w:t>
       </w:r>
     </w:p>
     <w:p>
       <w:pPr>
-        <w:pStyle w:val="5"/>
+        <w:pStyle w:val="a9"/>
         <w:snapToGrid w:val="0"/>
         <w:spacing w:before="0" w:beforeAutospacing="0" w:after="0" w:afterAutospacing="0" w:line="360" w:lineRule="auto"/>
         <w:ind w:firstLine="550"/>
         <w:rPr>
-          <w:rFonts w:hint="eastAsia" w:ascii="方正仿宋_GBK" w:hAnsi="Microsoft YaHei UI" w:eastAsia="方正仿宋_GBK"/>
+          <w:rFonts w:ascii="方正仿宋_GBK" w:eastAsia="方正仿宋_GBK" w:hAnsi="Microsoft YaHei UI"/>
           <w:color w:val="000000"/>
           <w:spacing w:val="30"/>
           <w:shd w:val="clear" w:color="auto" w:fill="FFFFFF"/>
@@ -143,23 +271,63 @@
       </w:pPr>
       <w:r>
         <w:rPr>
-          <w:rFonts w:ascii="方正仿宋_GBK" w:hAnsi="Microsoft YaHei UI" w:eastAsia="方正仿宋_GBK"/>
-          <w:color w:val="000000"/>
-          <w:spacing w:val="30"/>
-          <w:shd w:val="clear" w:color="auto" w:fill="FFFFFF"/>
-        </w:rPr>
-        <w:t>国家减灾中心航空遥感应用部王薇主任、李苓苓和杨坤3名同志分别就机制制度、日常管理和应急响应进行了详细讲解，参培人员和专家围绕机制制度规范、工作执行等关键问题展开了交流。</w:t>
+          <w:rFonts w:ascii="方正仿宋_GBK" w:eastAsia="方正仿宋_GBK" w:hAnsi="Microsoft YaHei UI"/>
+          <w:color w:val="000000"/>
+          <w:spacing w:val="30"/>
+          <w:shd w:val="clear" w:color="auto" w:fill="FFFFFF"/>
+        </w:rPr>
+        <w:t>国家减灾中心航空遥感</w:t>
+      </w:r>
+      <w:proofErr w:type="gramStart"/>
+      <w:r>
+        <w:rPr>
+          <w:rFonts w:ascii="方正仿宋_GBK" w:eastAsia="方正仿宋_GBK" w:hAnsi="Microsoft YaHei UI"/>
+          <w:color w:val="000000"/>
+          <w:spacing w:val="30"/>
+          <w:shd w:val="clear" w:color="auto" w:fill="FFFFFF"/>
+        </w:rPr>
+        <w:t>应用部</w:t>
+      </w:r>
+      <w:proofErr w:type="gramEnd"/>
+      <w:r>
+        <w:rPr>
+          <w:rFonts w:ascii="方正仿宋_GBK" w:eastAsia="方正仿宋_GBK" w:hAnsi="Microsoft YaHei UI"/>
+          <w:color w:val="000000"/>
+          <w:spacing w:val="30"/>
+          <w:shd w:val="clear" w:color="auto" w:fill="FFFFFF"/>
+        </w:rPr>
+        <w:t>王薇主任、李苓苓和杨坤3名同志分别</w:t>
+      </w:r>
+      <w:proofErr w:type="gramStart"/>
+      <w:r>
+        <w:rPr>
+          <w:rFonts w:ascii="方正仿宋_GBK" w:eastAsia="方正仿宋_GBK" w:hAnsi="Microsoft YaHei UI"/>
+          <w:color w:val="000000"/>
+          <w:spacing w:val="30"/>
+          <w:shd w:val="clear" w:color="auto" w:fill="FFFFFF"/>
+        </w:rPr>
+        <w:t>就机制</w:t>
+      </w:r>
+      <w:proofErr w:type="gramEnd"/>
+      <w:r>
+        <w:rPr>
+          <w:rFonts w:ascii="方正仿宋_GBK" w:eastAsia="方正仿宋_GBK" w:hAnsi="Microsoft YaHei UI"/>
+          <w:color w:val="000000"/>
+          <w:spacing w:val="30"/>
+          <w:shd w:val="clear" w:color="auto" w:fill="FFFFFF"/>
+        </w:rPr>
+        <w:t>制度、日常管理和应急响应进行了详细讲解，参培人员和专家围绕机制制度规范、工作执行等关键问题展开了交流。</w:t>
       </w:r>
     </w:p>
     <w:p>
       <w:pPr>
-        <w:pStyle w:val="5"/>
+        <w:pStyle w:val="a9"/>
         <w:snapToGrid w:val="0"/>
         <w:spacing w:before="0" w:beforeAutospacing="0" w:after="0" w:afterAutospacing="0" w:line="360" w:lineRule="auto"/>
         <w:ind w:firstLine="550"/>
         <w:jc w:val="center"/>
         <w:rPr>
-          <w:rFonts w:ascii="方正仿宋_GBK" w:hAnsi="Microsoft YaHei UI" w:eastAsia="方正仿宋_GBK"/>
+          <w:rFonts w:ascii="方正仿宋_GBK" w:eastAsia="方正仿宋_GBK" w:hAnsi="Microsoft YaHei UI"/>
           <w:color w:val="000000"/>
           <w:spacing w:val="30"/>
           <w:shd w:val="clear" w:color="auto" w:fill="FFFFFF"/>
@@ -167,7 +335,7 @@
       </w:pPr>
       <w:r>
         <w:rPr>
-          <w:rFonts w:ascii="方正仿宋_GBK" w:hAnsi="Microsoft YaHei UI" w:eastAsia="方正仿宋_GBK"/>
+          <w:rFonts w:ascii="方正仿宋_GBK" w:eastAsia="方正仿宋_GBK" w:hAnsi="Microsoft YaHei UI"/>
           <w:color w:val="000000"/>
           <w:spacing w:val="30"/>
           <w:shd w:val="clear" w:color="auto" w:fill="FFFFFF"/>
@@ -176,7 +344,7 @@
       </w:r>
       <w:r>
         <w:rPr>
-          <w:rFonts w:hint="eastAsia" w:ascii="方正仿宋_GBK" w:hAnsi="Microsoft YaHei UI" w:eastAsia="方正仿宋_GBK"/>
+          <w:rFonts w:ascii="方正仿宋_GBK" w:eastAsia="方正仿宋_GBK" w:hAnsi="Microsoft YaHei UI" w:hint="eastAsia"/>
           <w:color w:val="000000"/>
           <w:spacing w:val="30"/>
           <w:shd w:val="clear" w:color="auto" w:fill="FFFFFF"/>
@@ -185,39 +353,59 @@
       </w:r>
       <w:r>
         <w:rPr>
-          <w:rFonts w:ascii="方正仿宋_GBK" w:hAnsi="Microsoft YaHei UI" w:eastAsia="方正仿宋_GBK"/>
-          <w:color w:val="000000"/>
-          <w:spacing w:val="30"/>
-          <w:shd w:val="clear" w:color="auto" w:fill="FFFFFF"/>
-        </w:rPr>
-        <w:t>，增进了机制成员单位联络人和一线飞手对机制运行和应急管理工作的了解，为机制成员单位平战结合，日常开展能力建设、灾害预警等应急准备工作，和在灾害场景下安全、高效、有序执行应急任务提供了明确指导。</w:t>
+          <w:rFonts w:ascii="方正仿宋_GBK" w:eastAsia="方正仿宋_GBK" w:hAnsi="Microsoft YaHei UI"/>
+          <w:color w:val="000000"/>
+          <w:spacing w:val="30"/>
+          <w:shd w:val="clear" w:color="auto" w:fill="FFFFFF"/>
+        </w:rPr>
+        <w:t>，增进了机制成员单位联络人和</w:t>
+      </w:r>
+      <w:proofErr w:type="gramStart"/>
+      <w:r>
+        <w:rPr>
+          <w:rFonts w:ascii="方正仿宋_GBK" w:eastAsia="方正仿宋_GBK" w:hAnsi="Microsoft YaHei UI"/>
+          <w:color w:val="000000"/>
+          <w:spacing w:val="30"/>
+          <w:shd w:val="clear" w:color="auto" w:fill="FFFFFF"/>
+        </w:rPr>
+        <w:t>一线飞手对</w:t>
+      </w:r>
+      <w:proofErr w:type="gramEnd"/>
+      <w:r>
+        <w:rPr>
+          <w:rFonts w:ascii="方正仿宋_GBK" w:eastAsia="方正仿宋_GBK" w:hAnsi="Microsoft YaHei UI"/>
+          <w:color w:val="000000"/>
+          <w:spacing w:val="30"/>
+          <w:shd w:val="clear" w:color="auto" w:fill="FFFFFF"/>
+        </w:rPr>
+        <w:t>机制运行和应急管理工作的了解，为机制成员单位平战结合，日常开展能力建设、灾害预警等应急准备工作，和在灾害场景下安全、高效、有序执行应急任务提供了明确指导。</w:t>
       </w:r>
     </w:p>
     <w:p>
       <w:pPr>
-        <w:pStyle w:val="5"/>
+        <w:pStyle w:val="a9"/>
         <w:snapToGrid w:val="0"/>
         <w:spacing w:before="0" w:beforeAutospacing="0" w:after="0" w:afterAutospacing="0" w:line="360" w:lineRule="auto"/>
         <w:ind w:firstLine="550"/>
         <w:jc w:val="center"/>
         <w:rPr>
-          <w:rFonts w:hint="eastAsia" w:ascii="方正仿宋_GBK" w:hAnsi="Microsoft YaHei UI" w:eastAsia="方正仿宋_GBK"/>
+          <w:rFonts w:ascii="方正仿宋_GBK" w:eastAsia="方正仿宋_GBK" w:hAnsi="Microsoft YaHei UI"/>
           <w:color w:val="000000"/>
           <w:spacing w:val="30"/>
           <w:shd w:val="clear" w:color="auto" w:fill="FFFFFF"/>
         </w:rPr>
       </w:pPr>
-      <w:bookmarkStart w:id="0" w:name="_GoBack"/>
-      <w:bookmarkEnd w:id="0"/>
-      <w:r>
-        <w:rPr>
-          <w:rFonts w:ascii="Times New Roman" w:hAnsi="Times New Roman" w:eastAsia="方正仿宋_GBK" w:cs="Times New Roman"/>
-          <w:color w:val="000000"/>
-          <w:spacing w:val="30"/>
-          <w:shd w:val="clear" w:color="auto" w:fill="FFFFFF"/>
-        </w:rPr>
+      <w:r>
+        <w:rPr>
+          <w:rFonts w:ascii="Times New Roman" w:eastAsia="方正仿宋_GBK" w:hAnsi="Times New Roman" w:cs="Times New Roman"/>
+          <w:noProof/>
+          <w:color w:val="000000"/>
+          <w:spacing w:val="30"/>
+          <w:shd w:val="clear" w:color="auto" w:fill="FFFFFF"/>
+        </w:rPr>
+        <w:lastRenderedPageBreak/>
         <w:drawing>
-          <wp:inline distT="0" distB="0" distL="0" distR="0">
+          <wp:inline distT="0" distB="0" distL="0" distR="0" wp14:anchorId="5C530C95" wp14:editId="791696C7">
             <wp:extent cx="5265420" cy="2750820"/>
             <wp:effectExtent l="19050" t="19050" r="11430" b="11430"/>
             <wp:docPr id="1" name="图片 1" descr="C:\Users\LLL\AppData\Local\Microsoft\Windows\INetCache\Content.Word\会议截屏.png"/>
@@ -270,20 +458,23 @@
     </w:p>
     <w:p>
       <w:pPr>
-        <w:pStyle w:val="5"/>
+        <w:pStyle w:val="a9"/>
         <w:snapToGrid w:val="0"/>
         <w:spacing w:before="0" w:beforeAutospacing="0" w:after="0" w:afterAutospacing="0" w:line="360" w:lineRule="auto"/>
         <w:jc w:val="center"/>
         <w:rPr>
-          <w:rFonts w:ascii="Times New Roman" w:hAnsi="Times New Roman" w:eastAsia="方正仿宋_GBK" w:cs="Times New Roman"/>
+          <w:rFonts w:ascii="Times New Roman" w:eastAsia="方正仿宋_GBK" w:hAnsi="Times New Roman" w:cs="Times New Roman"/>
           <w:color w:val="000000"/>
           <w:spacing w:val="30"/>
           <w:shd w:val="clear" w:color="auto" w:fill="FFFFFF"/>
         </w:rPr>
       </w:pPr>
       <w:r>
+        <w:rPr>
+          <w:noProof/>
+        </w:rPr>
         <w:drawing>
-          <wp:inline distT="0" distB="0" distL="0" distR="0">
+          <wp:inline distT="0" distB="0" distL="0" distR="0" wp14:anchorId="72A34AA6" wp14:editId="7D73B3F8">
             <wp:extent cx="5274310" cy="2987675"/>
             <wp:effectExtent l="19050" t="19050" r="21590" b="22225"/>
             <wp:docPr id="3" name="图片 3"/>
@@ -328,9 +519,9 @@
     </w:p>
     <w:p>
       <w:pPr>
-        <w:pStyle w:val="5"/>
-        <w:rPr>
-          <w:rFonts w:ascii="Times New Roman" w:hAnsi="Times New Roman" w:eastAsia="方正仿宋_GBK" w:cs="Times New Roman"/>
+        <w:pStyle w:val="a9"/>
+        <w:rPr>
+          <w:rFonts w:ascii="Times New Roman" w:eastAsia="方正仿宋_GBK" w:hAnsi="Times New Roman" w:cs="Times New Roman"/>
           <w:color w:val="000000"/>
           <w:spacing w:val="30"/>
           <w:shd w:val="clear" w:color="auto" w:fill="FFFFFF"/>
@@ -340,323 +531,450 @@
     <w:sectPr>
       <w:pgSz w:w="11906" w:h="16838"/>
       <w:pgMar w:top="1440" w:right="1800" w:bottom="1440" w:left="1800" w:header="851" w:footer="992" w:gutter="0"/>
-      <w:cols w:space="425" w:num="1"/>
-      <w:docGrid w:type="lines" w:linePitch="312" w:charSpace="0"/>
+      <w:cols w:space="425"/>
+      <w:docGrid w:type="lines" w:linePitch="312"/>
     </w:sectPr>
   </w:body>
 </w:document>
 </file>
 
 <file path=word/endnotes.xml><?xml version="1.0" encoding="utf-8"?>
-<w:endnotes xmlns:wpc="http://schemas.microsoft.com/office/word/2010/wordprocessingCanvas" xmlns:mc="http://schemas.openxmlformats.org/markup-compatibility/2006" xmlns:o="urn:schemas-microsoft-com:office:office" xmlns:r="http://schemas.openxmlformats.org/officeDocument/2006/relationships" xmlns:m="http://schemas.openxmlformats.org/officeDocument/2006/math" xmlns:v="urn:schemas-microsoft-com:vml" xmlns:wp14="http://schemas.microsoft.com/office/word/2010/wordprocessingDrawing" xmlns:wp="http://schemas.openxmlformats.org/drawingml/2006/wordprocessingDrawing" xmlns:w="http://schemas.openxmlformats.org/wordprocessingml/2006/main" xmlns:w14="http://schemas.microsoft.com/office/word/2010/wordml" xmlns:w15="http://schemas.microsoft.com/office/word/2012/wordml" xmlns:w10="urn:schemas-microsoft-com:office:word" xmlns:wpg="http://schemas.microsoft.com/office/word/2010/wordprocessingGroup" xmlns:wpi="http://schemas.microsoft.com/office/word/2010/wordprocessingInk" xmlns:wne="http://schemas.microsoft.com/office/word/2006/wordml" xmlns:wps="http://schemas.microsoft.com/office/word/2010/wordprocessingShape" xmlns:wpsCustomData="http://www.wps.cn/officeDocument/2013/wpsCustomData" mc:Ignorable="w14 w15 wp14">
-  <w:endnote w:type="separator" w:id="0">
+<w:endnotes xmlns:wpc="http://schemas.microsoft.com/office/word/2010/wordprocessingCanvas" xmlns:cx="http://schemas.microsoft.com/office/drawing/2014/chartex" xmlns:cx1="http://schemas.microsoft.com/office/drawing/2015/9/8/chartex" xmlns:cx2="http://schemas.microsoft.com/office/drawing/2015/10/21/chartex" xmlns:cx3="http://schemas.microsoft.com/office/drawing/2016/5/9/chartex" xmlns:cx4="http://schemas.microsoft.com/office/drawing/2016/5/10/chartex" xmlns:cx5="http://schemas.microsoft.com/office/drawing/2016/5/11/chartex" xmlns:cx6="http://schemas.microsoft.com/office/drawing/2016/5/12/chartex" xmlns:cx7="http://schemas.microsoft.com/office/drawing/2016/5/13/chartex" xmlns:cx8="http://schemas.microsoft.com/office/drawing/2016/5/14/chartex" xmlns:mc="http://schemas.openxmlformats.org/markup-compatibility/2006" xmlns:aink="http://schemas.microsoft.com/office/drawing/2016/ink" xmlns:am3d="http://schemas.microsoft.com/office/drawing/2017/model3d" xmlns:o="urn:schemas-microsoft-com:office:office" xmlns:oel="http://schemas.microsoft.com/office/2019/extlst" xmlns:r="http://schemas.openxmlformats.org/officeDocument/2006/relationships" xmlns:m="http://schemas.openxmlformats.org/officeDocument/2006/math" xmlns:v="urn:schemas-microsoft-com:vml" xmlns:wp14="http://schemas.microsoft.com/office/word/2010/wordprocessingDrawing" xmlns:wp="http://schemas.openxmlformats.org/drawingml/2006/wordprocessingDrawing" xmlns:w10="urn:schemas-microsoft-com:office:word" xmlns:w="http://schemas.openxmlformats.org/wordprocessingml/2006/main" xmlns:w14="http://schemas.microsoft.com/office/word/2010/wordml" xmlns:w15="http://schemas.microsoft.com/office/word/2012/wordml" xmlns:w16cex="http://schemas.microsoft.com/office/word/2018/wordml/cex" xmlns:w16cid="http://schemas.microsoft.com/office/word/2016/wordml/cid" xmlns:w16="http://schemas.microsoft.com/office/word/2018/wordml" xmlns:w16du="http://schemas.microsoft.com/office/word/2023/wordml/word16du" xmlns:w16sdtdh="http://schemas.microsoft.com/office/word/2020/wordml/sdtdatahash" xmlns:w16sdtfl="http://schemas.microsoft.com/office/word/2024/wordml/sdtformatlock" xmlns:w16se="http://schemas.microsoft.com/office/word/2015/wordml/symex" xmlns:wpg="http://schemas.microsoft.com/office/word/2010/wordprocessingGroup" xmlns:wpi="http://schemas.microsoft.com/office/word/2010/wordprocessingInk" xmlns:wne="http://schemas.microsoft.com/office/word/2006/wordml" xmlns:wps="http://schemas.microsoft.com/office/word/2010/wordprocessingShape" mc:Ignorable="w14 w15 w16se w16cid w16 w16cex w16sdtdh w16sdtfl w16du wp14">
+  <w:endnote w:type="separator" w:id="-1">
     <w:p/>
   </w:endnote>
-  <w:endnote w:type="continuationSeparator" w:id="1">
+  <w:endnote w:type="continuationSeparator" w:id="0">
     <w:p/>
   </w:endnote>
 </w:endnotes>
 </file>
 
 <file path=word/footnotes.xml><?xml version="1.0" encoding="utf-8"?>
-<w:footnotes xmlns:wpc="http://schemas.microsoft.com/office/word/2010/wordprocessingCanvas" xmlns:mc="http://schemas.openxmlformats.org/markup-compatibility/2006" xmlns:o="urn:schemas-microsoft-com:office:office" xmlns:r="http://schemas.openxmlformats.org/officeDocument/2006/relationships" xmlns:m="http://schemas.openxmlformats.org/officeDocument/2006/math" xmlns:v="urn:schemas-microsoft-com:vml" xmlns:wp14="http://schemas.microsoft.com/office/word/2010/wordprocessingDrawing" xmlns:wp="http://schemas.openxmlformats.org/drawingml/2006/wordprocessingDrawing" xmlns:w="http://schemas.openxmlformats.org/wordprocessingml/2006/main" xmlns:w14="http://schemas.microsoft.com/office/word/2010/wordml" xmlns:w15="http://schemas.microsoft.com/office/word/2012/wordml" xmlns:w10="urn:schemas-microsoft-com:office:word" xmlns:wpg="http://schemas.microsoft.com/office/word/2010/wordprocessingGroup" xmlns:wpi="http://schemas.microsoft.com/office/word/2010/wordprocessingInk" xmlns:wne="http://schemas.microsoft.com/office/word/2006/wordml" xmlns:wps="http://schemas.microsoft.com/office/word/2010/wordprocessingShape" xmlns:wpsCustomData="http://www.wps.cn/officeDocument/2013/wpsCustomData" mc:Ignorable="w14 w15 wp14">
-  <w:footnote w:type="separator" w:id="0">
+<w:footnotes xmlns:wpc="http://schemas.microsoft.com/office/word/2010/wordprocessingCanvas" xmlns:cx="http://schemas.microsoft.com/office/drawing/2014/chartex" xmlns:cx1="http://schemas.microsoft.com/office/drawing/2015/9/8/chartex" xmlns:cx2="http://schemas.microsoft.com/office/drawing/2015/10/21/chartex" xmlns:cx3="http://schemas.microsoft.com/office/drawing/2016/5/9/chartex" xmlns:cx4="http://schemas.microsoft.com/office/drawing/2016/5/10/chartex" xmlns:cx5="http://schemas.microsoft.com/office/drawing/2016/5/11/chartex" xmlns:cx6="http://schemas.microsoft.com/office/drawing/2016/5/12/chartex" xmlns:cx7="http://schemas.microsoft.com/office/drawing/2016/5/13/chartex" xmlns:cx8="http://schemas.microsoft.com/office/drawing/2016/5/14/chartex" xmlns:mc="http://schemas.openxmlformats.org/markup-compatibility/2006" xmlns:aink="http://schemas.microsoft.com/office/drawing/2016/ink" xmlns:am3d="http://schemas.microsoft.com/office/drawing/2017/model3d" xmlns:o="urn:schemas-microsoft-com:office:office" xmlns:oel="http://schemas.microsoft.com/office/2019/extlst" xmlns:r="http://schemas.openxmlformats.org/officeDocument/2006/relationships" xmlns:m="http://schemas.openxmlformats.org/officeDocument/2006/math" xmlns:v="urn:schemas-microsoft-com:vml" xmlns:wp14="http://schemas.microsoft.com/office/word/2010/wordprocessingDrawing" xmlns:wp="http://schemas.openxmlformats.org/drawingml/2006/wordprocessingDrawing" xmlns:w10="urn:schemas-microsoft-com:office:word" xmlns:w="http://schemas.openxmlformats.org/wordprocessingml/2006/main" xmlns:w14="http://schemas.microsoft.com/office/word/2010/wordml" xmlns:w15="http://schemas.microsoft.com/office/word/2012/wordml" xmlns:w16cex="http://schemas.microsoft.com/office/word/2018/wordml/cex" xmlns:w16cid="http://schemas.microsoft.com/office/word/2016/wordml/cid" xmlns:w16="http://schemas.microsoft.com/office/word/2018/wordml" xmlns:w16du="http://schemas.microsoft.com/office/word/2023/wordml/word16du" xmlns:w16sdtdh="http://schemas.microsoft.com/office/word/2020/wordml/sdtdatahash" xmlns:w16sdtfl="http://schemas.microsoft.com/office/word/2024/wordml/sdtformatlock" xmlns:w16se="http://schemas.microsoft.com/office/word/2015/wordml/symex" xmlns:wpg="http://schemas.microsoft.com/office/word/2010/wordprocessingGroup" xmlns:wpi="http://schemas.microsoft.com/office/word/2010/wordprocessingInk" xmlns:wne="http://schemas.microsoft.com/office/word/2006/wordml" xmlns:wps="http://schemas.microsoft.com/office/word/2010/wordprocessingShape" mc:Ignorable="w14 w15 w16se w16cid w16 w16cex w16sdtdh w16sdtfl w16du wp14">
+  <w:footnote w:type="separator" w:id="-1">
     <w:p/>
   </w:footnote>
-  <w:footnote w:type="continuationSeparator" w:id="1">
+  <w:footnote w:type="continuationSeparator" w:id="0">
     <w:p/>
   </w:footnote>
 </w:footnotes>
 </file>
 
 <file path=word/styles.xml><?xml version="1.0" encoding="utf-8"?>
-<w:styles xmlns:mc="http://schemas.openxmlformats.org/markup-compatibility/2006" xmlns:o="urn:schemas-microsoft-com:office:office" xmlns:r="http://schemas.openxmlformats.org/officeDocument/2006/relationships" xmlns:m="http://schemas.openxmlformats.org/officeDocument/2006/math" xmlns:v="urn:schemas-microsoft-com:vml" xmlns:w="http://schemas.openxmlformats.org/wordprocessingml/2006/main" xmlns:w14="http://schemas.microsoft.com/office/word/2010/wordml" xmlns:w10="urn:schemas-microsoft-com:office:word" xmlns:sl="http://schemas.openxmlformats.org/schemaLibrary/2006/main" xmlns:wpsCustomData="http://www.wps.cn/officeDocument/2013/wpsCustomData" mc:Ignorable="w14">
+<w:styles xmlns:mc="http://schemas.openxmlformats.org/markup-compatibility/2006" xmlns:r="http://schemas.openxmlformats.org/officeDocument/2006/relationships" xmlns:w="http://schemas.openxmlformats.org/wordprocessingml/2006/main" xmlns:w14="http://schemas.microsoft.com/office/word/2010/wordml" xmlns:w15="http://schemas.microsoft.com/office/word/2012/wordml" xmlns:w16cex="http://schemas.microsoft.com/office/word/2018/wordml/cex" xmlns:w16cid="http://schemas.microsoft.com/office/word/2016/wordml/cid" xmlns:w16="http://schemas.microsoft.com/office/word/2018/wordml" xmlns:w16du="http://schemas.microsoft.com/office/word/2023/wordml/word16du" xmlns:w16sdtdh="http://schemas.microsoft.com/office/word/2020/wordml/sdtdatahash" xmlns:w16sdtfl="http://schemas.microsoft.com/office/word/2024/wordml/sdtformatlock" xmlns:w16se="http://schemas.microsoft.com/office/word/2015/wordml/symex" mc:Ignorable="w14 w15 w16se w16cid w16 w16cex w16sdtdh w16sdtfl w16du">
   <w:docDefaults>
     <w:rPrDefault>
       <w:rPr>
-        <w:rFonts w:asciiTheme="minorHAnsi" w:hAnsiTheme="minorHAnsi" w:eastAsiaTheme="minorEastAsia" w:cstheme="minorBidi"/>
+        <w:rFonts w:asciiTheme="minorHAnsi" w:eastAsiaTheme="minorEastAsia" w:hAnsiTheme="minorHAnsi" w:cstheme="minorBidi"/>
+        <w:lang w:val="en-US" w:eastAsia="zh-CN" w:bidi="ar-SA"/>
       </w:rPr>
     </w:rPrDefault>
     <w:pPrDefault/>
   </w:docDefaults>
-  <w:latentStyles w:count="260" w:defQFormat="0" w:defUnhideWhenUsed="1" w:defSemiHidden="1" w:defUIPriority="99" w:defLockedState="0">
-    <w:lsdException w:qFormat="1" w:unhideWhenUsed="0" w:uiPriority="0" w:semiHidden="0" w:name="Normal"/>
-    <w:lsdException w:qFormat="1" w:unhideWhenUsed="0" w:uiPriority="9" w:semiHidden="0" w:name="heading 1"/>
-    <w:lsdException w:qFormat="1" w:uiPriority="9" w:name="heading 2"/>
-    <w:lsdException w:qFormat="1" w:uiPriority="9" w:name="heading 3"/>
-    <w:lsdException w:qFormat="1" w:uiPriority="9" w:name="heading 4"/>
-    <w:lsdException w:qFormat="1" w:uiPriority="9" w:name="heading 5"/>
-    <w:lsdException w:qFormat="1" w:uiPriority="9" w:name="heading 6"/>
-    <w:lsdException w:qFormat="1" w:uiPriority="9" w:name="heading 7"/>
-    <w:lsdException w:qFormat="1" w:uiPriority="9" w:name="heading 8"/>
-    <w:lsdException w:qFormat="1" w:uiPriority="9" w:name="heading 9"/>
-    <w:lsdException w:uiPriority="99" w:name="index 1"/>
-    <w:lsdException w:uiPriority="99" w:name="index 2"/>
-    <w:lsdException w:uiPriority="99" w:name="index 3"/>
-    <w:lsdException w:uiPriority="99" w:name="index 4"/>
-    <w:lsdException w:uiPriority="99" w:name="index 5"/>
-    <w:lsdException w:uiPriority="99" w:name="index 6"/>
-    <w:lsdException w:uiPriority="99" w:name="index 7"/>
-    <w:lsdException w:uiPriority="99" w:name="index 8"/>
-    <w:lsdException w:uiPriority="99" w:name="index 9"/>
-    <w:lsdException w:uiPriority="39" w:name="toc 1"/>
-    <w:lsdException w:uiPriority="39" w:name="toc 2"/>
-    <w:lsdException w:uiPriority="39" w:name="toc 3"/>
-    <w:lsdException w:uiPriority="39" w:name="toc 4"/>
-    <w:lsdException w:uiPriority="39" w:name="toc 5"/>
-    <w:lsdException w:uiPriority="39" w:name="toc 6"/>
-    <w:lsdException w:uiPriority="39" w:name="toc 7"/>
-    <w:lsdException w:uiPriority="39" w:name="toc 8"/>
-    <w:lsdException w:uiPriority="39" w:name="toc 9"/>
-    <w:lsdException w:uiPriority="99" w:name="Normal Indent"/>
-    <w:lsdException w:uiPriority="99" w:name="footnote text"/>
-    <w:lsdException w:uiPriority="99" w:name="annotation text"/>
-    <w:lsdException w:qFormat="1" w:uiPriority="99" w:semiHidden="0" w:name="header"/>
-    <w:lsdException w:uiPriority="99" w:semiHidden="0" w:name="footer"/>
-    <w:lsdException w:uiPriority="99" w:name="index heading"/>
-    <w:lsdException w:qFormat="1" w:uiPriority="35" w:name="caption"/>
-    <w:lsdException w:uiPriority="99" w:name="table of figures"/>
-    <w:lsdException w:uiPriority="99" w:name="envelope address"/>
-    <w:lsdException w:uiPriority="99" w:name="envelope return"/>
-    <w:lsdException w:uiPriority="99" w:name="footnote reference"/>
-    <w:lsdException w:uiPriority="99" w:name="annotation reference"/>
-    <w:lsdException w:uiPriority="99" w:name="line number"/>
-    <w:lsdException w:uiPriority="99" w:name="page number"/>
-    <w:lsdException w:uiPriority="99" w:name="endnote reference"/>
-    <w:lsdException w:uiPriority="99" w:name="endnote text"/>
-    <w:lsdException w:uiPriority="99" w:name="table of authorities"/>
-    <w:lsdException w:uiPriority="99" w:name="macro"/>
-    <w:lsdException w:uiPriority="99" w:name="toa heading"/>
-    <w:lsdException w:uiPriority="99" w:name="List"/>
-    <w:lsdException w:uiPriority="99" w:name="List Bullet"/>
-    <w:lsdException w:uiPriority="99" w:name="List Number"/>
-    <w:lsdException w:uiPriority="99" w:name="List 2"/>
-    <w:lsdException w:uiPriority="99" w:name="List 3"/>
-    <w:lsdException w:uiPriority="99" w:name="List 4"/>
-    <w:lsdException w:uiPriority="99" w:name="List 5"/>
-    <w:lsdException w:uiPriority="99" w:name="List Bullet 2"/>
-    <w:lsdException w:uiPriority="99" w:name="List Bullet 3"/>
-    <w:lsdException w:uiPriority="99" w:name="List Bullet 4"/>
-    <w:lsdException w:uiPriority="99" w:name="List Bullet 5"/>
-    <w:lsdException w:uiPriority="99" w:name="List Number 2"/>
-    <w:lsdException w:uiPriority="99" w:name="List Number 3"/>
-    <w:lsdException w:uiPriority="99" w:name="List Number 4"/>
-    <w:lsdException w:uiPriority="99" w:name="List Number 5"/>
-    <w:lsdException w:qFormat="1" w:unhideWhenUsed="0" w:uiPriority="10" w:semiHidden="0" w:name="Title"/>
-    <w:lsdException w:uiPriority="99" w:name="Closing"/>
-    <w:lsdException w:uiPriority="99" w:name="Signature"/>
-    <w:lsdException w:uiPriority="1" w:name="Default Paragraph Font"/>
-    <w:lsdException w:uiPriority="99" w:name="Body Text"/>
-    <w:lsdException w:uiPriority="99" w:name="Body Text Indent"/>
-    <w:lsdException w:uiPriority="99" w:name="List Continue"/>
-    <w:lsdException w:uiPriority="99" w:name="List Continue 2"/>
-    <w:lsdException w:uiPriority="99" w:name="List Continue 3"/>
-    <w:lsdException w:uiPriority="99" w:name="List Continue 4"/>
-    <w:lsdException w:uiPriority="99" w:name="List Continue 5"/>
-    <w:lsdException w:uiPriority="99" w:name="Message Header"/>
-    <w:lsdException w:qFormat="1" w:unhideWhenUsed="0" w:uiPriority="11" w:semiHidden="0" w:name="Subtitle"/>
-    <w:lsdException w:uiPriority="99" w:name="Salutation"/>
-    <w:lsdException w:uiPriority="99" w:name="Date"/>
-    <w:lsdException w:uiPriority="99" w:name="Body Text First Indent"/>
-    <w:lsdException w:uiPriority="99" w:name="Body Text First Indent 2"/>
-    <w:lsdException w:uiPriority="99" w:name="Note Heading"/>
-    <w:lsdException w:uiPriority="99" w:name="Body Text 2"/>
-    <w:lsdException w:uiPriority="99" w:name="Body Text 3"/>
-    <w:lsdException w:uiPriority="99" w:name="Body Text Indent 2"/>
-    <w:lsdException w:uiPriority="99" w:name="Body Text Indent 3"/>
-    <w:lsdException w:uiPriority="99" w:name="Block Text"/>
-    <w:lsdException w:uiPriority="99" w:name="Hyperlink"/>
-    <w:lsdException w:uiPriority="99" w:name="FollowedHyperlink"/>
-    <w:lsdException w:qFormat="1" w:unhideWhenUsed="0" w:uiPriority="22" w:semiHidden="0" w:name="Strong"/>
-    <w:lsdException w:qFormat="1" w:unhideWhenUsed="0" w:uiPriority="20" w:semiHidden="0" w:name="Emphasis"/>
-    <w:lsdException w:uiPriority="99" w:name="Document Map"/>
-    <w:lsdException w:uiPriority="99" w:name="Plain Text"/>
-    <w:lsdException w:uiPriority="99" w:name="E-mail Signature"/>
-    <w:lsdException w:uiPriority="99" w:semiHidden="0" w:name="Normal (Web)"/>
-    <w:lsdException w:uiPriority="99" w:name="HTML Acronym"/>
-    <w:lsdException w:uiPriority="99" w:name="HTML Address"/>
-    <w:lsdException w:uiPriority="99" w:name="HTML Cite"/>
-    <w:lsdException w:uiPriority="99" w:name="HTML Code"/>
-    <w:lsdException w:uiPriority="99" w:name="HTML Definition"/>
-    <w:lsdException w:uiPriority="99" w:name="HTML Keyboard"/>
-    <w:lsdException w:uiPriority="99" w:name="HTML Preformatted"/>
-    <w:lsdException w:uiPriority="99" w:name="HTML Sample"/>
-    <w:lsdException w:uiPriority="99" w:name="HTML Typewriter"/>
-    <w:lsdException w:uiPriority="99" w:name="HTML Variable"/>
-    <w:lsdException w:uiPriority="99" w:name="Normal Table"/>
-    <w:lsdException w:uiPriority="99" w:name="annotation subject"/>
-    <w:lsdException w:uiPriority="99" w:name="Table Simple 1"/>
-    <w:lsdException w:uiPriority="99" w:name="Table Simple 2"/>
-    <w:lsdException w:uiPriority="99" w:name="Table Simple 3"/>
-    <w:lsdException w:uiPriority="99" w:name="Table Classic 1"/>
-    <w:lsdException w:uiPriority="99" w:name="Table Classic 2"/>
-    <w:lsdException w:uiPriority="99" w:name="Table Classic 3"/>
-    <w:lsdException w:uiPriority="99" w:name="Table Classic 4"/>
-    <w:lsdException w:uiPriority="99" w:name="Table Colorful 1"/>
-    <w:lsdException w:uiPriority="99" w:name="Table Colorful 2"/>
-    <w:lsdException w:uiPriority="99" w:name="Table Colorful 3"/>
-    <w:lsdException w:uiPriority="99" w:name="Table Columns 1"/>
-    <w:lsdException w:uiPriority="99" w:name="Table Columns 2"/>
-    <w:lsdException w:uiPriority="99" w:name="Table Columns 3"/>
-    <w:lsdException w:uiPriority="99" w:name="Table Columns 4"/>
-    <w:lsdException w:uiPriority="99" w:name="Table Columns 5"/>
-    <w:lsdException w:uiPriority="99" w:name="Table Grid 1"/>
-    <w:lsdException w:uiPriority="99" w:name="Table Grid 2"/>
-    <w:lsdException w:uiPriority="99" w:name="Table Grid 3"/>
-    <w:lsdException w:uiPriority="99" w:name="Table Grid 4"/>
-    <w:lsdException w:uiPriority="99" w:name="Table Grid 5"/>
-    <w:lsdException w:uiPriority="99" w:name="Table Grid 6"/>
-    <w:lsdException w:uiPriority="99" w:name="Table Grid 7"/>
-    <w:lsdException w:uiPriority="99" w:name="Table Grid 8"/>
-    <w:lsdException w:uiPriority="99" w:name="Table List 1"/>
-    <w:lsdException w:uiPriority="99" w:name="Table List 2"/>
-    <w:lsdException w:uiPriority="99" w:name="Table List 3"/>
-    <w:lsdException w:uiPriority="99" w:name="Table List 4"/>
-    <w:lsdException w:uiPriority="99" w:name="Table List 5"/>
-    <w:lsdException w:uiPriority="99" w:name="Table List 6"/>
-    <w:lsdException w:uiPriority="99" w:name="Table List 7"/>
-    <w:lsdException w:uiPriority="99" w:name="Table List 8"/>
-    <w:lsdException w:uiPriority="99" w:name="Table 3D effects 1"/>
-    <w:lsdException w:uiPriority="99" w:name="Table 3D effects 2"/>
-    <w:lsdException w:uiPriority="99" w:name="Table 3D effects 3"/>
-    <w:lsdException w:uiPriority="99" w:name="Table Contemporary"/>
-    <w:lsdException w:uiPriority="99" w:name="Table Elegant"/>
-    <w:lsdException w:uiPriority="99" w:name="Table Professional"/>
-    <w:lsdException w:uiPriority="99" w:name="Table Subtle 1"/>
-    <w:lsdException w:uiPriority="99" w:name="Table Subtle 2"/>
-    <w:lsdException w:uiPriority="99" w:name="Table Web 1"/>
-    <w:lsdException w:uiPriority="99" w:name="Table Web 2"/>
-    <w:lsdException w:uiPriority="99" w:name="Table Web 3"/>
-    <w:lsdException w:uiPriority="99" w:name="Balloon Text"/>
-    <w:lsdException w:unhideWhenUsed="0" w:uiPriority="39" w:semiHidden="0" w:name="Table Grid"/>
-    <w:lsdException w:uiPriority="99" w:name="Table Theme"/>
-    <w:lsdException w:unhideWhenUsed="0" w:uiPriority="60" w:semiHidden="0" w:name="Light Shading"/>
-    <w:lsdException w:unhideWhenUsed="0" w:uiPriority="61" w:semiHidden="0" w:name="Light List"/>
-    <w:lsdException w:unhideWhenUsed="0" w:uiPriority="62" w:semiHidden="0" w:name="Light Grid"/>
-    <w:lsdException w:unhideWhenUsed="0" w:uiPriority="63" w:semiHidden="0" w:name="Medium Shading 1"/>
-    <w:lsdException w:unhideWhenUsed="0" w:uiPriority="64" w:semiHidden="0" w:name="Medium Shading 2"/>
-    <w:lsdException w:unhideWhenUsed="0" w:uiPriority="65" w:semiHidden="0" w:name="Medium List 1"/>
-    <w:lsdException w:unhideWhenUsed="0" w:uiPriority="66" w:semiHidden="0" w:name="Medium List 2"/>
-    <w:lsdException w:unhideWhenUsed="0" w:uiPriority="67" w:semiHidden="0" w:name="Medium Grid 1"/>
-    <w:lsdException w:unhideWhenUsed="0" w:uiPriority="68" w:semiHidden="0" w:name="Medium Grid 2"/>
-    <w:lsdException w:unhideWhenUsed="0" w:uiPriority="69" w:semiHidden="0" w:name="Medium Grid 3"/>
-    <w:lsdException w:unhideWhenUsed="0" w:uiPriority="70" w:semiHidden="0" w:name="Dark List"/>
-    <w:lsdException w:unhideWhenUsed="0" w:uiPriority="71" w:semiHidden="0" w:name="Colorful Shading"/>
-    <w:lsdException w:unhideWhenUsed="0" w:uiPriority="72" w:semiHidden="0" w:name="Colorful List"/>
-    <w:lsdException w:unhideWhenUsed="0" w:uiPriority="73" w:semiHidden="0" w:name="Colorful Grid"/>
-    <w:lsdException w:unhideWhenUsed="0" w:uiPriority="60" w:semiHidden="0" w:name="Light Shading Accent 1"/>
-    <w:lsdException w:unhideWhenUsed="0" w:uiPriority="61" w:semiHidden="0" w:name="Light List Accent 1"/>
-    <w:lsdException w:unhideWhenUsed="0" w:uiPriority="62" w:semiHidden="0" w:name="Light Grid Accent 1"/>
-    <w:lsdException w:unhideWhenUsed="0" w:uiPriority="63" w:semiHidden="0" w:name="Medium Shading 1 Accent 1"/>
-    <w:lsdException w:unhideWhenUsed="0" w:uiPriority="64" w:semiHidden="0" w:name="Medium Shading 2 Accent 1"/>
-    <w:lsdException w:unhideWhenUsed="0" w:uiPriority="65" w:semiHidden="0" w:name="Medium List 1 Accent 1"/>
-    <w:lsdException w:unhideWhenUsed="0" w:uiPriority="66" w:semiHidden="0" w:name="Medium List 2 Accent 1"/>
-    <w:lsdException w:unhideWhenUsed="0" w:uiPriority="67" w:semiHidden="0" w:name="Medium Grid 1 Accent 1"/>
-    <w:lsdException w:unhideWhenUsed="0" w:uiPriority="68" w:semiHidden="0" w:name="Medium Grid 2 Accent 1"/>
-    <w:lsdException w:unhideWhenUsed="0" w:uiPriority="69" w:semiHidden="0" w:name="Medium Grid 3 Accent 1"/>
-    <w:lsdException w:unhideWhenUsed="0" w:uiPriority="70" w:semiHidden="0" w:name="Dark List Accent 1"/>
-    <w:lsdException w:unhideWhenUsed="0" w:uiPriority="71" w:semiHidden="0" w:name="Colorful Shading Accent 1"/>
-    <w:lsdException w:unhideWhenUsed="0" w:uiPriority="72" w:semiHidden="0" w:name="Colorful List Accent 1"/>
-    <w:lsdException w:unhideWhenUsed="0" w:uiPriority="73" w:semiHidden="0" w:name="Colorful Grid Accent 1"/>
-    <w:lsdException w:unhideWhenUsed="0" w:uiPriority="60" w:semiHidden="0" w:name="Light Shading Accent 2"/>
-    <w:lsdException w:unhideWhenUsed="0" w:uiPriority="61" w:semiHidden="0" w:name="Light List Accent 2"/>
-    <w:lsdException w:unhideWhenUsed="0" w:uiPriority="62" w:semiHidden="0" w:name="Light Grid Accent 2"/>
-    <w:lsdException w:unhideWhenUsed="0" w:uiPriority="63" w:semiHidden="0" w:name="Medium Shading 1 Accent 2"/>
-    <w:lsdException w:unhideWhenUsed="0" w:uiPriority="64" w:semiHidden="0" w:name="Medium Shading 2 Accent 2"/>
-    <w:lsdException w:unhideWhenUsed="0" w:uiPriority="65" w:semiHidden="0" w:name="Medium List 1 Accent 2"/>
-    <w:lsdException w:unhideWhenUsed="0" w:uiPriority="66" w:semiHidden="0" w:name="Medium List 2 Accent 2"/>
-    <w:lsdException w:unhideWhenUsed="0" w:uiPriority="67" w:semiHidden="0" w:name="Medium Grid 1 Accent 2"/>
-    <w:lsdException w:unhideWhenUsed="0" w:uiPriority="68" w:semiHidden="0" w:name="Medium Grid 2 Accent 2"/>
-    <w:lsdException w:unhideWhenUsed="0" w:uiPriority="69" w:semiHidden="0" w:name="Medium Grid 3 Accent 2"/>
-    <w:lsdException w:unhideWhenUsed="0" w:uiPriority="70" w:semiHidden="0" w:name="Dark List Accent 2"/>
-    <w:lsdException w:unhideWhenUsed="0" w:uiPriority="71" w:semiHidden="0" w:name="Colorful Shading Accent 2"/>
-    <w:lsdException w:unhideWhenUsed="0" w:uiPriority="72" w:semiHidden="0" w:name="Colorful List Accent 2"/>
-    <w:lsdException w:unhideWhenUsed="0" w:uiPriority="73" w:semiHidden="0" w:name="Colorful Grid Accent 2"/>
-    <w:lsdException w:unhideWhenUsed="0" w:uiPriority="60" w:semiHidden="0" w:name="Light Shading Accent 3"/>
-    <w:lsdException w:unhideWhenUsed="0" w:uiPriority="61" w:semiHidden="0" w:name="Light List Accent 3"/>
-    <w:lsdException w:unhideWhenUsed="0" w:uiPriority="62" w:semiHidden="0" w:name="Light Grid Accent 3"/>
-    <w:lsdException w:unhideWhenUsed="0" w:uiPriority="63" w:semiHidden="0" w:name="Medium Shading 1 Accent 3"/>
-    <w:lsdException w:unhideWhenUsed="0" w:uiPriority="64" w:semiHidden="0" w:name="Medium Shading 2 Accent 3"/>
-    <w:lsdException w:unhideWhenUsed="0" w:uiPriority="65" w:semiHidden="0" w:name="Medium List 1 Accent 3"/>
-    <w:lsdException w:unhideWhenUsed="0" w:uiPriority="66" w:semiHidden="0" w:name="Medium List 2 Accent 3"/>
-    <w:lsdException w:unhideWhenUsed="0" w:uiPriority="67" w:semiHidden="0" w:name="Medium Grid 1 Accent 3"/>
-    <w:lsdException w:unhideWhenUsed="0" w:uiPriority="68" w:semiHidden="0" w:name="Medium Grid 2 Accent 3"/>
-    <w:lsdException w:unhideWhenUsed="0" w:uiPriority="69" w:semiHidden="0" w:name="Medium Grid 3 Accent 3"/>
-    <w:lsdException w:unhideWhenUsed="0" w:uiPriority="70" w:semiHidden="0" w:name="Dark List Accent 3"/>
-    <w:lsdException w:unhideWhenUsed="0" w:uiPriority="71" w:semiHidden="0" w:name="Colorful Shading Accent 3"/>
-    <w:lsdException w:unhideWhenUsed="0" w:uiPriority="72" w:semiHidden="0" w:name="Colorful List Accent 3"/>
-    <w:lsdException w:unhideWhenUsed="0" w:uiPriority="73" w:semiHidden="0" w:name="Colorful Grid Accent 3"/>
-    <w:lsdException w:unhideWhenUsed="0" w:uiPriority="60" w:semiHidden="0" w:name="Light Shading Accent 4"/>
-    <w:lsdException w:unhideWhenUsed="0" w:uiPriority="61" w:semiHidden="0" w:name="Light List Accent 4"/>
-    <w:lsdException w:unhideWhenUsed="0" w:uiPriority="62" w:semiHidden="0" w:name="Light Grid Accent 4"/>
-    <w:lsdException w:unhideWhenUsed="0" w:uiPriority="63" w:semiHidden="0" w:name="Medium Shading 1 Accent 4"/>
-    <w:lsdException w:unhideWhenUsed="0" w:uiPriority="64" w:semiHidden="0" w:name="Medium Shading 2 Accent 4"/>
-    <w:lsdException w:unhideWhenUsed="0" w:uiPriority="65" w:semiHidden="0" w:name="Medium List 1 Accent 4"/>
-    <w:lsdException w:unhideWhenUsed="0" w:uiPriority="66" w:semiHidden="0" w:name="Medium List 2 Accent 4"/>
-    <w:lsdException w:unhideWhenUsed="0" w:uiPriority="67" w:semiHidden="0" w:name="Medium Grid 1 Accent 4"/>
-    <w:lsdException w:unhideWhenUsed="0" w:uiPriority="68" w:semiHidden="0" w:name="Medium Grid 2 Accent 4"/>
-    <w:lsdException w:unhideWhenUsed="0" w:uiPriority="69" w:semiHidden="0" w:name="Medium Grid 3 Accent 4"/>
-    <w:lsdException w:unhideWhenUsed="0" w:uiPriority="70" w:semiHidden="0" w:name="Dark List Accent 4"/>
-    <w:lsdException w:unhideWhenUsed="0" w:uiPriority="71" w:semiHidden="0" w:name="Colorful Shading Accent 4"/>
-    <w:lsdException w:unhideWhenUsed="0" w:uiPriority="72" w:semiHidden="0" w:name="Colorful List Accent 4"/>
-    <w:lsdException w:unhideWhenUsed="0" w:uiPriority="73" w:semiHidden="0" w:name="Colorful Grid Accent 4"/>
-    <w:lsdException w:unhideWhenUsed="0" w:uiPriority="60" w:semiHidden="0" w:name="Light Shading Accent 5"/>
-    <w:lsdException w:unhideWhenUsed="0" w:uiPriority="61" w:semiHidden="0" w:name="Light List Accent 5"/>
-    <w:lsdException w:unhideWhenUsed="0" w:uiPriority="62" w:semiHidden="0" w:name="Light Grid Accent 5"/>
-    <w:lsdException w:unhideWhenUsed="0" w:uiPriority="63" w:semiHidden="0" w:name="Medium Shading 1 Accent 5"/>
-    <w:lsdException w:unhideWhenUsed="0" w:uiPriority="64" w:semiHidden="0" w:name="Medium Shading 2 Accent 5"/>
-    <w:lsdException w:unhideWhenUsed="0" w:uiPriority="65" w:semiHidden="0" w:name="Medium List 1 Accent 5"/>
-    <w:lsdException w:unhideWhenUsed="0" w:uiPriority="66" w:semiHidden="0" w:name="Medium List 2 Accent 5"/>
-    <w:lsdException w:unhideWhenUsed="0" w:uiPriority="67" w:semiHidden="0" w:name="Medium Grid 1 Accent 5"/>
-    <w:lsdException w:unhideWhenUsed="0" w:uiPriority="68" w:semiHidden="0" w:name="Medium Grid 2 Accent 5"/>
-    <w:lsdException w:unhideWhenUsed="0" w:uiPriority="69" w:semiHidden="0" w:name="Medium Grid 3 Accent 5"/>
-    <w:lsdException w:unhideWhenUsed="0" w:uiPriority="70" w:semiHidden="0" w:name="Dark List Accent 5"/>
-    <w:lsdException w:unhideWhenUsed="0" w:uiPriority="71" w:semiHidden="0" w:name="Colorful Shading Accent 5"/>
-    <w:lsdException w:unhideWhenUsed="0" w:uiPriority="72" w:semiHidden="0" w:name="Colorful List Accent 5"/>
-    <w:lsdException w:unhideWhenUsed="0" w:uiPriority="73" w:semiHidden="0" w:name="Colorful Grid Accent 5"/>
-    <w:lsdException w:unhideWhenUsed="0" w:uiPriority="60" w:semiHidden="0" w:name="Light Shading Accent 6"/>
-    <w:lsdException w:unhideWhenUsed="0" w:uiPriority="61" w:semiHidden="0" w:name="Light List Accent 6"/>
-    <w:lsdException w:unhideWhenUsed="0" w:uiPriority="62" w:semiHidden="0" w:name="Light Grid Accent 6"/>
-    <w:lsdException w:unhideWhenUsed="0" w:uiPriority="63" w:semiHidden="0" w:name="Medium Shading 1 Accent 6"/>
-    <w:lsdException w:unhideWhenUsed="0" w:uiPriority="64" w:semiHidden="0" w:name="Medium Shading 2 Accent 6"/>
-    <w:lsdException w:unhideWhenUsed="0" w:uiPriority="65" w:semiHidden="0" w:name="Medium List 1 Accent 6"/>
-    <w:lsdException w:unhideWhenUsed="0" w:uiPriority="66" w:semiHidden="0" w:name="Medium List 2 Accent 6"/>
-    <w:lsdException w:unhideWhenUsed="0" w:uiPriority="67" w:semiHidden="0" w:name="Medium Grid 1 Accent 6"/>
-    <w:lsdException w:unhideWhenUsed="0" w:uiPriority="68" w:semiHidden="0" w:name="Medium Grid 2 Accent 6"/>
-    <w:lsdException w:unhideWhenUsed="0" w:uiPriority="69" w:semiHidden="0" w:name="Medium Grid 3 Accent 6"/>
-    <w:lsdException w:unhideWhenUsed="0" w:uiPriority="70" w:semiHidden="0" w:name="Dark List Accent 6"/>
-    <w:lsdException w:unhideWhenUsed="0" w:uiPriority="71" w:semiHidden="0" w:name="Colorful Shading Accent 6"/>
-    <w:lsdException w:unhideWhenUsed="0" w:uiPriority="72" w:semiHidden="0" w:name="Colorful List Accent 6"/>
-    <w:lsdException w:unhideWhenUsed="0" w:uiPriority="73" w:semiHidden="0" w:name="Colorful Grid Accent 6"/>
+  <w:latentStyles w:defLockedState="0" w:defUIPriority="99" w:defSemiHidden="0" w:defUnhideWhenUsed="0" w:defQFormat="0" w:count="376">
+    <w:lsdException w:name="Normal" w:uiPriority="0" w:qFormat="1"/>
+    <w:lsdException w:name="heading 1" w:uiPriority="9" w:qFormat="1"/>
+    <w:lsdException w:name="heading 2" w:semiHidden="1" w:uiPriority="9" w:unhideWhenUsed="1" w:qFormat="1"/>
+    <w:lsdException w:name="heading 3" w:semiHidden="1" w:uiPriority="9" w:unhideWhenUsed="1" w:qFormat="1"/>
+    <w:lsdException w:name="heading 4" w:semiHidden="1" w:uiPriority="9" w:unhideWhenUsed="1" w:qFormat="1"/>
+    <w:lsdException w:name="heading 5" w:semiHidden="1" w:uiPriority="9" w:unhideWhenUsed="1" w:qFormat="1"/>
+    <w:lsdException w:name="heading 6" w:semiHidden="1" w:uiPriority="9" w:unhideWhenUsed="1" w:qFormat="1"/>
+    <w:lsdException w:name="heading 7" w:semiHidden="1" w:uiPriority="9" w:unhideWhenUsed="1" w:qFormat="1"/>
+    <w:lsdException w:name="heading 8" w:semiHidden="1" w:uiPriority="9" w:unhideWhenUsed="1" w:qFormat="1"/>
+    <w:lsdException w:name="heading 9" w:semiHidden="1" w:uiPriority="9" w:unhideWhenUsed="1" w:qFormat="1"/>
+    <w:lsdException w:name="index 1" w:semiHidden="1" w:unhideWhenUsed="1"/>
+    <w:lsdException w:name="index 2" w:semiHidden="1" w:unhideWhenUsed="1"/>
+    <w:lsdException w:name="index 3" w:semiHidden="1" w:unhideWhenUsed="1"/>
+    <w:lsdException w:name="index 4" w:semiHidden="1" w:unhideWhenUsed="1"/>
+    <w:lsdException w:name="index 5" w:semiHidden="1" w:unhideWhenUsed="1"/>
+    <w:lsdException w:name="index 6" w:semiHidden="1" w:unhideWhenUsed="1"/>
+    <w:lsdException w:name="index 7" w:semiHidden="1" w:unhideWhenUsed="1"/>
+    <w:lsdException w:name="index 8" w:semiHidden="1" w:unhideWhenUsed="1"/>
+    <w:lsdException w:name="index 9" w:semiHidden="1" w:unhideWhenUsed="1"/>
+    <w:lsdException w:name="toc 1" w:semiHidden="1" w:uiPriority="39" w:unhideWhenUsed="1"/>
+    <w:lsdException w:name="toc 2" w:semiHidden="1" w:uiPriority="39" w:unhideWhenUsed="1"/>
+    <w:lsdException w:name="toc 3" w:semiHidden="1" w:uiPriority="39" w:unhideWhenUsed="1"/>
+    <w:lsdException w:name="toc 4" w:semiHidden="1" w:uiPriority="39" w:unhideWhenUsed="1"/>
+    <w:lsdException w:name="toc 5" w:semiHidden="1" w:uiPriority="39" w:unhideWhenUsed="1"/>
+    <w:lsdException w:name="toc 6" w:semiHidden="1" w:uiPriority="39" w:unhideWhenUsed="1"/>
+    <w:lsdException w:name="toc 7" w:semiHidden="1" w:uiPriority="39" w:unhideWhenUsed="1"/>
+    <w:lsdException w:name="toc 8" w:semiHidden="1" w:uiPriority="39" w:unhideWhenUsed="1"/>
+    <w:lsdException w:name="toc 9" w:semiHidden="1" w:uiPriority="39" w:unhideWhenUsed="1"/>
+    <w:lsdException w:name="Normal Indent" w:semiHidden="1" w:unhideWhenUsed="1"/>
+    <w:lsdException w:name="footnote text" w:semiHidden="1" w:unhideWhenUsed="1"/>
+    <w:lsdException w:name="annotation text" w:semiHidden="1" w:unhideWhenUsed="1"/>
+    <w:lsdException w:name="header" w:unhideWhenUsed="1" w:qFormat="1"/>
+    <w:lsdException w:name="footer" w:unhideWhenUsed="1"/>
+    <w:lsdException w:name="index heading" w:semiHidden="1" w:unhideWhenUsed="1"/>
+    <w:lsdException w:name="caption" w:semiHidden="1" w:uiPriority="35" w:unhideWhenUsed="1" w:qFormat="1"/>
+    <w:lsdException w:name="table of figures" w:semiHidden="1" w:unhideWhenUsed="1"/>
+    <w:lsdException w:name="envelope address" w:semiHidden="1" w:unhideWhenUsed="1"/>
+    <w:lsdException w:name="envelope return" w:semiHidden="1" w:unhideWhenUsed="1"/>
+    <w:lsdException w:name="footnote reference" w:semiHidden="1" w:unhideWhenUsed="1"/>
+    <w:lsdException w:name="annotation reference" w:semiHidden="1" w:unhideWhenUsed="1"/>
+    <w:lsdException w:name="line number" w:semiHidden="1" w:unhideWhenUsed="1"/>
+    <w:lsdException w:name="page number" w:semiHidden="1" w:unhideWhenUsed="1"/>
+    <w:lsdException w:name="endnote reference" w:semiHidden="1" w:unhideWhenUsed="1"/>
+    <w:lsdException w:name="endnote text" w:semiHidden="1" w:unhideWhenUsed="1"/>
+    <w:lsdException w:name="table of authorities" w:semiHidden="1" w:unhideWhenUsed="1"/>
+    <w:lsdException w:name="macro" w:semiHidden="1" w:unhideWhenUsed="1"/>
+    <w:lsdException w:name="toa heading" w:semiHidden="1" w:unhideWhenUsed="1"/>
+    <w:lsdException w:name="List" w:semiHidden="1" w:unhideWhenUsed="1"/>
+    <w:lsdException w:name="List Bullet" w:semiHidden="1" w:unhideWhenUsed="1"/>
+    <w:lsdException w:name="List Number" w:semiHidden="1" w:unhideWhenUsed="1"/>
+    <w:lsdException w:name="List 2" w:semiHidden="1" w:unhideWhenUsed="1"/>
+    <w:lsdException w:name="List 3" w:semiHidden="1" w:unhideWhenUsed="1"/>
+    <w:lsdException w:name="List 4" w:semiHidden="1" w:unhideWhenUsed="1"/>
+    <w:lsdException w:name="List 5" w:semiHidden="1" w:unhideWhenUsed="1"/>
+    <w:lsdException w:name="List Bullet 2" w:semiHidden="1" w:unhideWhenUsed="1"/>
+    <w:lsdException w:name="List Bullet 3" w:semiHidden="1" w:unhideWhenUsed="1"/>
+    <w:lsdException w:name="List Bullet 4" w:semiHidden="1" w:unhideWhenUsed="1"/>
+    <w:lsdException w:name="List Bullet 5" w:semiHidden="1" w:unhideWhenUsed="1"/>
+    <w:lsdException w:name="List Number 2" w:semiHidden="1" w:unhideWhenUsed="1"/>
+    <w:lsdException w:name="List Number 3" w:semiHidden="1" w:unhideWhenUsed="1"/>
+    <w:lsdException w:name="List Number 4" w:semiHidden="1" w:unhideWhenUsed="1"/>
+    <w:lsdException w:name="List Number 5" w:semiHidden="1" w:unhideWhenUsed="1"/>
+    <w:lsdException w:name="Title" w:uiPriority="10" w:qFormat="1"/>
+    <w:lsdException w:name="Closing" w:semiHidden="1" w:unhideWhenUsed="1"/>
+    <w:lsdException w:name="Signature" w:semiHidden="1" w:unhideWhenUsed="1"/>
+    <w:lsdException w:name="Default Paragraph Font" w:semiHidden="1" w:uiPriority="1" w:unhideWhenUsed="1"/>
+    <w:lsdException w:name="Body Text" w:semiHidden="1" w:unhideWhenUsed="1"/>
+    <w:lsdException w:name="Body Text Indent" w:semiHidden="1" w:unhideWhenUsed="1"/>
+    <w:lsdException w:name="List Continue" w:semiHidden="1" w:unhideWhenUsed="1"/>
+    <w:lsdException w:name="List Continue 2" w:semiHidden="1" w:unhideWhenUsed="1"/>
+    <w:lsdException w:name="List Continue 3" w:semiHidden="1" w:unhideWhenUsed="1"/>
+    <w:lsdException w:name="List Continue 4" w:semiHidden="1" w:unhideWhenUsed="1"/>
+    <w:lsdException w:name="List Continue 5" w:semiHidden="1" w:unhideWhenUsed="1"/>
+    <w:lsdException w:name="Message Header" w:semiHidden="1" w:unhideWhenUsed="1"/>
+    <w:lsdException w:name="Subtitle" w:uiPriority="11" w:qFormat="1"/>
+    <w:lsdException w:name="Salutation" w:semiHidden="1" w:unhideWhenUsed="1"/>
+    <w:lsdException w:name="Date" w:semiHidden="1" w:unhideWhenUsed="1"/>
+    <w:lsdException w:name="Body Text First Indent" w:semiHidden="1" w:unhideWhenUsed="1"/>
+    <w:lsdException w:name="Body Text First Indent 2" w:semiHidden="1" w:unhideWhenUsed="1"/>
+    <w:lsdException w:name="Note Heading" w:semiHidden="1" w:unhideWhenUsed="1"/>
+    <w:lsdException w:name="Body Text 2" w:semiHidden="1" w:unhideWhenUsed="1"/>
+    <w:lsdException w:name="Body Text 3" w:semiHidden="1" w:unhideWhenUsed="1"/>
+    <w:lsdException w:name="Body Text Indent 2" w:semiHidden="1" w:unhideWhenUsed="1"/>
+    <w:lsdException w:name="Body Text Indent 3" w:semiHidden="1" w:unhideWhenUsed="1"/>
+    <w:lsdException w:name="Block Text" w:semiHidden="1" w:unhideWhenUsed="1"/>
+    <w:lsdException w:name="Hyperlink" w:semiHidden="1" w:unhideWhenUsed="1"/>
+    <w:lsdException w:name="FollowedHyperlink" w:semiHidden="1" w:unhideWhenUsed="1"/>
+    <w:lsdException w:name="Strong" w:uiPriority="22" w:qFormat="1"/>
+    <w:lsdException w:name="Emphasis" w:uiPriority="20" w:qFormat="1"/>
+    <w:lsdException w:name="Document Map" w:semiHidden="1" w:unhideWhenUsed="1"/>
+    <w:lsdException w:name="Plain Text" w:semiHidden="1" w:unhideWhenUsed="1"/>
+    <w:lsdException w:name="E-mail Signature" w:semiHidden="1" w:unhideWhenUsed="1"/>
+    <w:lsdException w:name="HTML Top of Form" w:semiHidden="1" w:unhideWhenUsed="1"/>
+    <w:lsdException w:name="HTML Bottom of Form" w:semiHidden="1" w:unhideWhenUsed="1"/>
+    <w:lsdException w:name="Normal (Web)" w:unhideWhenUsed="1"/>
+    <w:lsdException w:name="HTML Acronym" w:semiHidden="1" w:unhideWhenUsed="1"/>
+    <w:lsdException w:name="HTML Address" w:semiHidden="1" w:unhideWhenUsed="1"/>
+    <w:lsdException w:name="HTML Cite" w:semiHidden="1" w:unhideWhenUsed="1"/>
+    <w:lsdException w:name="HTML Code" w:semiHidden="1" w:unhideWhenUsed="1"/>
+    <w:lsdException w:name="HTML Definition" w:semiHidden="1" w:unhideWhenUsed="1"/>
+    <w:lsdException w:name="HTML Keyboard" w:semiHidden="1" w:unhideWhenUsed="1"/>
+    <w:lsdException w:name="HTML Preformatted" w:semiHidden="1" w:unhideWhenUsed="1"/>
+    <w:lsdException w:name="HTML Sample" w:semiHidden="1" w:unhideWhenUsed="1"/>
+    <w:lsdException w:name="HTML Typewriter" w:semiHidden="1" w:unhideWhenUsed="1"/>
+    <w:lsdException w:name="HTML Variable" w:semiHidden="1" w:unhideWhenUsed="1"/>
+    <w:lsdException w:name="Normal Table" w:semiHidden="1" w:unhideWhenUsed="1"/>
+    <w:lsdException w:name="annotation subject" w:semiHidden="1" w:unhideWhenUsed="1"/>
+    <w:lsdException w:name="No List" w:semiHidden="1" w:unhideWhenUsed="1"/>
+    <w:lsdException w:name="Outline List 1" w:semiHidden="1" w:unhideWhenUsed="1"/>
+    <w:lsdException w:name="Outline List 2" w:semiHidden="1" w:unhideWhenUsed="1"/>
+    <w:lsdException w:name="Outline List 3" w:semiHidden="1" w:unhideWhenUsed="1"/>
+    <w:lsdException w:name="Table Simple 1" w:semiHidden="1" w:unhideWhenUsed="1"/>
+    <w:lsdException w:name="Table Simple 2" w:semiHidden="1" w:unhideWhenUsed="1"/>
+    <w:lsdException w:name="Table Simple 3" w:semiHidden="1" w:unhideWhenUsed="1"/>
+    <w:lsdException w:name="Table Classic 1" w:semiHidden="1" w:unhideWhenUsed="1"/>
+    <w:lsdException w:name="Table Classic 2" w:semiHidden="1" w:unhideWhenUsed="1"/>
+    <w:lsdException w:name="Table Classic 3" w:semiHidden="1" w:unhideWhenUsed="1"/>
+    <w:lsdException w:name="Table Classic 4" w:semiHidden="1" w:unhideWhenUsed="1"/>
+    <w:lsdException w:name="Table Colorful 1" w:semiHidden="1" w:unhideWhenUsed="1"/>
+    <w:lsdException w:name="Table Colorful 2" w:semiHidden="1" w:unhideWhenUsed="1"/>
+    <w:lsdException w:name="Table Colorful 3" w:semiHidden="1" w:unhideWhenUsed="1"/>
+    <w:lsdException w:name="Table Columns 1" w:semiHidden="1" w:unhideWhenUsed="1"/>
+    <w:lsdException w:name="Table Columns 2" w:semiHidden="1" w:unhideWhenUsed="1"/>
+    <w:lsdException w:name="Table Columns 3" w:semiHidden="1" w:unhideWhenUsed="1"/>
+    <w:lsdException w:name="Table Columns 4" w:semiHidden="1" w:unhideWhenUsed="1"/>
+    <w:lsdException w:name="Table Columns 5" w:semiHidden="1" w:unhideWhenUsed="1"/>
+    <w:lsdException w:name="Table Grid 1" w:semiHidden="1" w:unhideWhenUsed="1"/>
+    <w:lsdException w:name="Table Grid 2" w:semiHidden="1" w:unhideWhenUsed="1"/>
+    <w:lsdException w:name="Table Grid 3" w:semiHidden="1" w:unhideWhenUsed="1"/>
+    <w:lsdException w:name="Table Grid 4" w:semiHidden="1" w:unhideWhenUsed="1"/>
+    <w:lsdException w:name="Table Grid 5" w:semiHidden="1" w:unhideWhenUsed="1"/>
+    <w:lsdException w:name="Table Grid 6" w:semiHidden="1" w:unhideWhenUsed="1"/>
+    <w:lsdException w:name="Table Grid 7" w:semiHidden="1" w:unhideWhenUsed="1"/>
+    <w:lsdException w:name="Table Grid 8" w:semiHidden="1" w:unhideWhenUsed="1"/>
+    <w:lsdException w:name="Table List 1" w:semiHidden="1" w:unhideWhenUsed="1"/>
+    <w:lsdException w:name="Table List 2" w:semiHidden="1" w:unhideWhenUsed="1"/>
+    <w:lsdException w:name="Table List 3" w:semiHidden="1" w:unhideWhenUsed="1"/>
+    <w:lsdException w:name="Table List 4" w:semiHidden="1" w:unhideWhenUsed="1"/>
+    <w:lsdException w:name="Table List 5" w:semiHidden="1" w:unhideWhenUsed="1"/>
+    <w:lsdException w:name="Table List 6" w:semiHidden="1" w:unhideWhenUsed="1"/>
+    <w:lsdException w:name="Table List 7" w:semiHidden="1" w:unhideWhenUsed="1"/>
+    <w:lsdException w:name="Table List 8" w:semiHidden="1" w:unhideWhenUsed="1"/>
+    <w:lsdException w:name="Table 3D effects 1" w:semiHidden="1" w:unhideWhenUsed="1"/>
+    <w:lsdException w:name="Table 3D effects 2" w:semiHidden="1" w:unhideWhenUsed="1"/>
+    <w:lsdException w:name="Table 3D effects 3" w:semiHidden="1" w:unhideWhenUsed="1"/>
+    <w:lsdException w:name="Table Contemporary" w:semiHidden="1" w:unhideWhenUsed="1"/>
+    <w:lsdException w:name="Table Elegant" w:semiHidden="1" w:unhideWhenUsed="1"/>
+    <w:lsdException w:name="Table Professional" w:semiHidden="1" w:unhideWhenUsed="1"/>
+    <w:lsdException w:name="Table Subtle 1" w:semiHidden="1" w:unhideWhenUsed="1"/>
+    <w:lsdException w:name="Table Subtle 2" w:semiHidden="1" w:unhideWhenUsed="1"/>
+    <w:lsdException w:name="Table Web 1" w:semiHidden="1" w:unhideWhenUsed="1"/>
+    <w:lsdException w:name="Table Web 2" w:semiHidden="1" w:unhideWhenUsed="1"/>
+    <w:lsdException w:name="Table Web 3" w:semiHidden="1" w:unhideWhenUsed="1"/>
+    <w:lsdException w:name="Balloon Text" w:semiHidden="1" w:unhideWhenUsed="1"/>
+    <w:lsdException w:name="Table Grid" w:uiPriority="39"/>
+    <w:lsdException w:name="Table Theme" w:semiHidden="1" w:unhideWhenUsed="1"/>
+    <w:lsdException w:name="Placeholder Text" w:semiHidden="1" w:unhideWhenUsed="1"/>
+    <w:lsdException w:name="No Spacing" w:semiHidden="1" w:unhideWhenUsed="1"/>
+    <w:lsdException w:name="Light Shading" w:uiPriority="60"/>
+    <w:lsdException w:name="Light List" w:uiPriority="61"/>
+    <w:lsdException w:name="Light Grid" w:uiPriority="62"/>
+    <w:lsdException w:name="Medium Shading 1" w:uiPriority="63"/>
+    <w:lsdException w:name="Medium Shading 2" w:uiPriority="64"/>
+    <w:lsdException w:name="Medium List 1" w:uiPriority="65"/>
+    <w:lsdException w:name="Medium List 2" w:uiPriority="66"/>
+    <w:lsdException w:name="Medium Grid 1" w:uiPriority="67"/>
+    <w:lsdException w:name="Medium Grid 2" w:uiPriority="68"/>
+    <w:lsdException w:name="Medium Grid 3" w:uiPriority="69"/>
+    <w:lsdException w:name="Dark List" w:uiPriority="70"/>
+    <w:lsdException w:name="Colorful Shading" w:uiPriority="71"/>
+    <w:lsdException w:name="Colorful List" w:uiPriority="72"/>
+    <w:lsdException w:name="Colorful Grid" w:uiPriority="73"/>
+    <w:lsdException w:name="Light Shading Accent 1" w:uiPriority="60"/>
+    <w:lsdException w:name="Light List Accent 1" w:uiPriority="61"/>
+    <w:lsdException w:name="Light Grid Accent 1" w:uiPriority="62"/>
+    <w:lsdException w:name="Medium Shading 1 Accent 1" w:uiPriority="63"/>
+    <w:lsdException w:name="Medium Shading 2 Accent 1" w:uiPriority="64"/>
+    <w:lsdException w:name="Medium List 1 Accent 1" w:uiPriority="65"/>
+    <w:lsdException w:name="Revision" w:semiHidden="1" w:unhideWhenUsed="1"/>
+    <w:lsdException w:name="List Paragraph" w:semiHidden="1" w:unhideWhenUsed="1"/>
+    <w:lsdException w:name="Quote" w:semiHidden="1" w:unhideWhenUsed="1"/>
+    <w:lsdException w:name="Intense Quote" w:semiHidden="1" w:unhideWhenUsed="1"/>
+    <w:lsdException w:name="Medium List 2 Accent 1" w:uiPriority="66"/>
+    <w:lsdException w:name="Medium Grid 1 Accent 1" w:uiPriority="67"/>
+    <w:lsdException w:name="Medium Grid 2 Accent 1" w:uiPriority="68"/>
+    <w:lsdException w:name="Medium Grid 3 Accent 1" w:uiPriority="69"/>
+    <w:lsdException w:name="Dark List Accent 1" w:uiPriority="70"/>
+    <w:lsdException w:name="Colorful Shading Accent 1" w:uiPriority="71"/>
+    <w:lsdException w:name="Colorful List Accent 1" w:uiPriority="72"/>
+    <w:lsdException w:name="Colorful Grid Accent 1" w:uiPriority="73"/>
+    <w:lsdException w:name="Light Shading Accent 2" w:uiPriority="60"/>
+    <w:lsdException w:name="Light List Accent 2" w:uiPriority="61"/>
+    <w:lsdException w:name="Light Grid Accent 2" w:uiPriority="62"/>
+    <w:lsdException w:name="Medium Shading 1 Accent 2" w:uiPriority="63"/>
+    <w:lsdException w:name="Medium Shading 2 Accent 2" w:uiPriority="64"/>
+    <w:lsdException w:name="Medium List 1 Accent 2" w:uiPriority="65"/>
+    <w:lsdException w:name="Medium List 2 Accent 2" w:uiPriority="66"/>
+    <w:lsdException w:name="Medium Grid 1 Accent 2" w:uiPriority="67"/>
+    <w:lsdException w:name="Medium Grid 2 Accent 2" w:uiPriority="68"/>
+    <w:lsdException w:name="Medium Grid 3 Accent 2" w:uiPriority="69"/>
+    <w:lsdException w:name="Dark List Accent 2" w:uiPriority="70"/>
+    <w:lsdException w:name="Colorful Shading Accent 2" w:uiPriority="71"/>
+    <w:lsdException w:name="Colorful List Accent 2" w:uiPriority="72"/>
+    <w:lsdException w:name="Colorful Grid Accent 2" w:uiPriority="73"/>
+    <w:lsdException w:name="Light Shading Accent 3" w:uiPriority="60"/>
+    <w:lsdException w:name="Light List Accent 3" w:uiPriority="61"/>
+    <w:lsdException w:name="Light Grid Accent 3" w:uiPriority="62"/>
+    <w:lsdException w:name="Medium Shading 1 Accent 3" w:uiPriority="63"/>
+    <w:lsdException w:name="Medium Shading 2 Accent 3" w:uiPriority="64"/>
+    <w:lsdException w:name="Medium List 1 Accent 3" w:uiPriority="65"/>
+    <w:lsdException w:name="Medium List 2 Accent 3" w:uiPriority="66"/>
+    <w:lsdException w:name="Medium Grid 1 Accent 3" w:uiPriority="67"/>
+    <w:lsdException w:name="Medium Grid 2 Accent 3" w:uiPriority="68"/>
+    <w:lsdException w:name="Medium Grid 3 Accent 3" w:uiPriority="69"/>
+    <w:lsdException w:name="Dark List Accent 3" w:uiPriority="70"/>
+    <w:lsdException w:name="Colorful Shading Accent 3" w:uiPriority="71"/>
+    <w:lsdException w:name="Colorful List Accent 3" w:uiPriority="72"/>
+    <w:lsdException w:name="Colorful Grid Accent 3" w:uiPriority="73"/>
+    <w:lsdException w:name="Light Shading Accent 4" w:uiPriority="60"/>
+    <w:lsdException w:name="Light List Accent 4" w:uiPriority="61"/>
+    <w:lsdException w:name="Light Grid Accent 4" w:uiPriority="62"/>
+    <w:lsdException w:name="Medium Shading 1 Accent 4" w:uiPriority="63"/>
+    <w:lsdException w:name="Medium Shading 2 Accent 4" w:uiPriority="64"/>
+    <w:lsdException w:name="Medium List 1 Accent 4" w:uiPriority="65"/>
+    <w:lsdException w:name="Medium List 2 Accent 4" w:uiPriority="66"/>
+    <w:lsdException w:name="Medium Grid 1 Accent 4" w:uiPriority="67"/>
+    <w:lsdException w:name="Medium Grid 2 Accent 4" w:uiPriority="68"/>
+    <w:lsdException w:name="Medium Grid 3 Accent 4" w:uiPriority="69"/>
+    <w:lsdException w:name="Dark List Accent 4" w:uiPriority="70"/>
+    <w:lsdException w:name="Colorful Shading Accent 4" w:uiPriority="71"/>
+    <w:lsdException w:name="Colorful List Accent 4" w:uiPriority="72"/>
+    <w:lsdException w:name="Colorful Grid Accent 4" w:uiPriority="73"/>
+    <w:lsdException w:name="Light Shading Accent 5" w:uiPriority="60"/>
+    <w:lsdException w:name="Light List Accent 5" w:uiPriority="61"/>
+    <w:lsdException w:name="Light Grid Accent 5" w:uiPriority="62"/>
+    <w:lsdException w:name="Medium Shading 1 Accent 5" w:uiPriority="63"/>
+    <w:lsdException w:name="Medium Shading 2 Accent 5" w:uiPriority="64"/>
+    <w:lsdException w:name="Medium List 1 Accent 5" w:uiPriority="65"/>
+    <w:lsdException w:name="Medium List 2 Accent 5" w:uiPriority="66"/>
+    <w:lsdException w:name="Medium Grid 1 Accent 5" w:uiPriority="67"/>
+    <w:lsdException w:name="Medium Grid 2 Accent 5" w:uiPriority="68"/>
+    <w:lsdException w:name="Medium Grid 3 Accent 5" w:uiPriority="69"/>
+    <w:lsdException w:name="Dark List Accent 5" w:uiPriority="70"/>
+    <w:lsdException w:name="Colorful Shading Accent 5" w:uiPriority="71"/>
+    <w:lsdException w:name="Colorful List Accent 5" w:uiPriority="72"/>
+    <w:lsdException w:name="Colorful Grid Accent 5" w:uiPriority="73"/>
+    <w:lsdException w:name="Light Shading Accent 6" w:uiPriority="60"/>
+    <w:lsdException w:name="Light List Accent 6" w:uiPriority="61"/>
+    <w:lsdException w:name="Light Grid Accent 6" w:uiPriority="62"/>
+    <w:lsdException w:name="Medium Shading 1 Accent 6" w:uiPriority="63"/>
+    <w:lsdException w:name="Medium Shading 2 Accent 6" w:uiPriority="64"/>
+    <w:lsdException w:name="Medium List 1 Accent 6" w:uiPriority="65"/>
+    <w:lsdException w:name="Medium List 2 Accent 6" w:uiPriority="66"/>
+    <w:lsdException w:name="Medium Grid 1 Accent 6" w:uiPriority="67"/>
+    <w:lsdException w:name="Medium Grid 2 Accent 6" w:uiPriority="68"/>
+    <w:lsdException w:name="Medium Grid 3 Accent 6" w:uiPriority="69"/>
+    <w:lsdException w:name="Dark List Accent 6" w:uiPriority="70"/>
+    <w:lsdException w:name="Colorful Shading Accent 6" w:uiPriority="71"/>
+    <w:lsdException w:name="Colorful List Accent 6" w:uiPriority="72"/>
+    <w:lsdException w:name="Colorful Grid Accent 6" w:uiPriority="73"/>
+    <w:lsdException w:name="Subtle Emphasis" w:uiPriority="19" w:qFormat="1"/>
+    <w:lsdException w:name="Intense Emphasis" w:uiPriority="21" w:qFormat="1"/>
+    <w:lsdException w:name="Subtle Reference" w:uiPriority="31" w:qFormat="1"/>
+    <w:lsdException w:name="Intense Reference" w:uiPriority="32" w:qFormat="1"/>
+    <w:lsdException w:name="Book Title" w:uiPriority="33" w:qFormat="1"/>
+    <w:lsdException w:name="Bibliography" w:semiHidden="1" w:uiPriority="37" w:unhideWhenUsed="1"/>
+    <w:lsdException w:name="TOC Heading" w:semiHidden="1" w:uiPriority="39" w:unhideWhenUsed="1" w:qFormat="1"/>
+    <w:lsdException w:name="Plain Table 1" w:uiPriority="41"/>
+    <w:lsdException w:name="Plain Table 2" w:uiPriority="42"/>
+    <w:lsdException w:name="Plain Table 3" w:uiPriority="43"/>
+    <w:lsdException w:name="Plain Table 4" w:uiPriority="44"/>
+    <w:lsdException w:name="Plain Table 5" w:uiPriority="45"/>
+    <w:lsdException w:name="Grid Table Light" w:uiPriority="40"/>
+    <w:lsdException w:name="Grid Table 1 Light" w:uiPriority="46"/>
+    <w:lsdException w:name="Grid Table 2" w:uiPriority="47"/>
+    <w:lsdException w:name="Grid Table 3" w:uiPriority="48"/>
+    <w:lsdException w:name="Grid Table 4" w:uiPriority="49"/>
+    <w:lsdException w:name="Grid Table 5 Dark" w:uiPriority="50"/>
+    <w:lsdException w:name="Grid Table 6 Colorful" w:uiPriority="51"/>
+    <w:lsdException w:name="Grid Table 7 Colorful" w:uiPriority="52"/>
+    <w:lsdException w:name="Grid Table 1 Light Accent 1" w:uiPriority="46"/>
+    <w:lsdException w:name="Grid Table 2 Accent 1" w:uiPriority="47"/>
+    <w:lsdException w:name="Grid Table 3 Accent 1" w:uiPriority="48"/>
+    <w:lsdException w:name="Grid Table 4 Accent 1" w:uiPriority="49"/>
+    <w:lsdException w:name="Grid Table 5 Dark Accent 1" w:uiPriority="50"/>
+    <w:lsdException w:name="Grid Table 6 Colorful Accent 1" w:uiPriority="51"/>
+    <w:lsdException w:name="Grid Table 7 Colorful Accent 1" w:uiPriority="52"/>
+    <w:lsdException w:name="Grid Table 1 Light Accent 2" w:uiPriority="46"/>
+    <w:lsdException w:name="Grid Table 2 Accent 2" w:uiPriority="47"/>
+    <w:lsdException w:name="Grid Table 3 Accent 2" w:uiPriority="48"/>
+    <w:lsdException w:name="Grid Table 4 Accent 2" w:uiPriority="49"/>
+    <w:lsdException w:name="Grid Table 5 Dark Accent 2" w:uiPriority="50"/>
+    <w:lsdException w:name="Grid Table 6 Colorful Accent 2" w:uiPriority="51"/>
+    <w:lsdException w:name="Grid Table 7 Colorful Accent 2" w:uiPriority="52"/>
+    <w:lsdException w:name="Grid Table 1 Light Accent 3" w:uiPriority="46"/>
+    <w:lsdException w:name="Grid Table 2 Accent 3" w:uiPriority="47"/>
+    <w:lsdException w:name="Grid Table 3 Accent 3" w:uiPriority="48"/>
+    <w:lsdException w:name="Grid Table 4 Accent 3" w:uiPriority="49"/>
+    <w:lsdException w:name="Grid Table 5 Dark Accent 3" w:uiPriority="50"/>
+    <w:lsdException w:name="Grid Table 6 Colorful Accent 3" w:uiPriority="51"/>
+    <w:lsdException w:name="Grid Table 7 Colorful Accent 3" w:uiPriority="52"/>
+    <w:lsdException w:name="Grid Table 1 Light Accent 4" w:uiPriority="46"/>
+    <w:lsdException w:name="Grid Table 2 Accent 4" w:uiPriority="47"/>
+    <w:lsdException w:name="Grid Table 3 Accent 4" w:uiPriority="48"/>
+    <w:lsdException w:name="Grid Table 4 Accent 4" w:uiPriority="49"/>
+    <w:lsdException w:name="Grid Table 5 Dark Accent 4" w:uiPriority="50"/>
+    <w:lsdException w:name="Grid Table 6 Colorful Accent 4" w:uiPriority="51"/>
+    <w:lsdException w:name="Grid Table 7 Colorful Accent 4" w:uiPriority="52"/>
+    <w:lsdException w:name="Grid Table 1 Light Accent 5" w:uiPriority="46"/>
+    <w:lsdException w:name="Grid Table 2 Accent 5" w:uiPriority="47"/>
+    <w:lsdException w:name="Grid Table 3 Accent 5" w:uiPriority="48"/>
+    <w:lsdException w:name="Grid Table 4 Accent 5" w:uiPriority="49"/>
+    <w:lsdException w:name="Grid Table 5 Dark Accent 5" w:uiPriority="50"/>
+    <w:lsdException w:name="Grid Table 6 Colorful Accent 5" w:uiPriority="51"/>
+    <w:lsdException w:name="Grid Table 7 Colorful Accent 5" w:uiPriority="52"/>
+    <w:lsdException w:name="Grid Table 1 Light Accent 6" w:uiPriority="46"/>
+    <w:lsdException w:name="Grid Table 2 Accent 6" w:uiPriority="47"/>
+    <w:lsdException w:name="Grid Table 3 Accent 6" w:uiPriority="48"/>
+    <w:lsdException w:name="Grid Table 4 Accent 6" w:uiPriority="49"/>
+    <w:lsdException w:name="Grid Table 5 Dark Accent 6" w:uiPriority="50"/>
+    <w:lsdException w:name="Grid Table 6 Colorful Accent 6" w:uiPriority="51"/>
+    <w:lsdException w:name="Grid Table 7 Colorful Accent 6" w:uiPriority="52"/>
+    <w:lsdException w:name="List Table 1 Light" w:uiPriority="46"/>
+    <w:lsdException w:name="List Table 2" w:uiPriority="47"/>
+    <w:lsdException w:name="List Table 3" w:uiPriority="48"/>
+    <w:lsdException w:name="List Table 4" w:uiPriority="49"/>
+    <w:lsdException w:name="List Table 5 Dark" w:uiPriority="50"/>
+    <w:lsdException w:name="List Table 6 Colorful" w:uiPriority="51"/>
+    <w:lsdException w:name="List Table 7 Colorful" w:uiPriority="52"/>
+    <w:lsdException w:name="List Table 1 Light Accent 1" w:uiPriority="46"/>
+    <w:lsdException w:name="List Table 2 Accent 1" w:uiPriority="47"/>
+    <w:lsdException w:name="List Table 3 Accent 1" w:uiPriority="48"/>
+    <w:lsdException w:name="List Table 4 Accent 1" w:uiPriority="49"/>
+    <w:lsdException w:name="List Table 5 Dark Accent 1" w:uiPriority="50"/>
+    <w:lsdException w:name="List Table 6 Colorful Accent 1" w:uiPriority="51"/>
+    <w:lsdException w:name="List Table 7 Colorful Accent 1" w:uiPriority="52"/>
+    <w:lsdException w:name="List Table 1 Light Accent 2" w:uiPriority="46"/>
+    <w:lsdException w:name="List Table 2 Accent 2" w:uiPriority="47"/>
+    <w:lsdException w:name="List Table 3 Accent 2" w:uiPriority="48"/>
+    <w:lsdException w:name="List Table 4 Accent 2" w:uiPriority="49"/>
+    <w:lsdException w:name="List Table 5 Dark Accent 2" w:uiPriority="50"/>
+    <w:lsdException w:name="List Table 6 Colorful Accent 2" w:uiPriority="51"/>
+    <w:lsdException w:name="List Table 7 Colorful Accent 2" w:uiPriority="52"/>
+    <w:lsdException w:name="List Table 1 Light Accent 3" w:uiPriority="46"/>
+    <w:lsdException w:name="List Table 2 Accent 3" w:uiPriority="47"/>
+    <w:lsdException w:name="List Table 3 Accent 3" w:uiPriority="48"/>
+    <w:lsdException w:name="List Table 4 Accent 3" w:uiPriority="49"/>
+    <w:lsdException w:name="List Table 5 Dark Accent 3" w:uiPriority="50"/>
+    <w:lsdException w:name="List Table 6 Colorful Accent 3" w:uiPriority="51"/>
+    <w:lsdException w:name="List Table 7 Colorful Accent 3" w:uiPriority="52"/>
+    <w:lsdException w:name="List Table 1 Light Accent 4" w:uiPriority="46"/>
+    <w:lsdException w:name="List Table 2 Accent 4" w:uiPriority="47"/>
+    <w:lsdException w:name="List Table 3 Accent 4" w:uiPriority="48"/>
+    <w:lsdException w:name="List Table 4 Accent 4" w:uiPriority="49"/>
+    <w:lsdException w:name="List Table 5 Dark Accent 4" w:uiPriority="50"/>
+    <w:lsdException w:name="List Table 6 Colorful Accent 4" w:uiPriority="51"/>
+    <w:lsdException w:name="List Table 7 Colorful Accent 4" w:uiPriority="52"/>
+    <w:lsdException w:name="List Table 1 Light Accent 5" w:uiPriority="46"/>
+    <w:lsdException w:name="List Table 2 Accent 5" w:uiPriority="47"/>
+    <w:lsdException w:name="List Table 3 Accent 5" w:uiPriority="48"/>
+    <w:lsdException w:name="List Table 4 Accent 5" w:uiPriority="49"/>
+    <w:lsdException w:name="List Table 5 Dark Accent 5" w:uiPriority="50"/>
+    <w:lsdException w:name="List Table 6 Colorful Accent 5" w:uiPriority="51"/>
+    <w:lsdException w:name="List Table 7 Colorful Accent 5" w:uiPriority="52"/>
+    <w:lsdException w:name="List Table 1 Light Accent 6" w:uiPriority="46"/>
+    <w:lsdException w:name="List Table 2 Accent 6" w:uiPriority="47"/>
+    <w:lsdException w:name="List Table 3 Accent 6" w:uiPriority="48"/>
+    <w:lsdException w:name="List Table 4 Accent 6" w:uiPriority="49"/>
+    <w:lsdException w:name="List Table 5 Dark Accent 6" w:uiPriority="50"/>
+    <w:lsdException w:name="List Table 6 Colorful Accent 6" w:uiPriority="51"/>
+    <w:lsdException w:name="List Table 7 Colorful Accent 6" w:uiPriority="52"/>
+    <w:lsdException w:name="Mention" w:semiHidden="1" w:unhideWhenUsed="1"/>
+    <w:lsdException w:name="Smart Hyperlink" w:semiHidden="1" w:unhideWhenUsed="1"/>
+    <w:lsdException w:name="Hashtag" w:semiHidden="1" w:unhideWhenUsed="1"/>
+    <w:lsdException w:name="Unresolved Mention" w:semiHidden="1" w:unhideWhenUsed="1"/>
+    <w:lsdException w:name="Smart Link" w:semiHidden="1" w:unhideWhenUsed="1"/>
   </w:latentStyles>
-  <w:style w:type="paragraph" w:default="1" w:styleId="1">
+  <w:style w:type="paragraph" w:default="1" w:styleId="a">
     <w:name w:val="Normal"/>
     <w:qFormat/>
-    <w:uiPriority w:val="0"/>
     <w:pPr>
       <w:widowControl w:val="0"/>
       <w:jc w:val="both"/>
     </w:pPr>
     <w:rPr>
-      <w:rFonts w:asciiTheme="minorHAnsi" w:hAnsiTheme="minorHAnsi" w:eastAsiaTheme="minorEastAsia" w:cstheme="minorBidi"/>
       <w:kern w:val="2"/>
       <w:sz w:val="21"/>
       <w:szCs w:val="22"/>
-      <w:lang w:val="en-US" w:eastAsia="zh-CN" w:bidi="ar-SA"/>
     </w:rPr>
   </w:style>
-  <w:style w:type="character" w:default="1" w:styleId="7">
+  <w:style w:type="character" w:default="1" w:styleId="a0">
     <w:name w:val="Default Paragraph Font"/>
+    <w:uiPriority w:val="1"/>
     <w:semiHidden/>
     <w:unhideWhenUsed/>
-    <w:uiPriority w:val="1"/>
   </w:style>
-  <w:style w:type="table" w:default="1" w:styleId="6">
+  <w:style w:type="table" w:default="1" w:styleId="a1">
     <w:name w:val="Normal Table"/>
+    <w:uiPriority w:val="99"/>
     <w:semiHidden/>
     <w:unhideWhenUsed/>
-    <w:uiPriority w:val="99"/>
     <w:tblPr>
+      <w:tblInd w:w="0" w:type="dxa"/>
       <w:tblCellMar>
         <w:top w:w="0" w:type="dxa"/>
         <w:left w:w="108" w:type="dxa"/>
@@ -665,24 +983,30 @@
       </w:tblCellMar>
     </w:tblPr>
   </w:style>
-  <w:style w:type="paragraph" w:styleId="2">
-    <w:name w:val="Balloon Text"/>
-    <w:basedOn w:val="1"/>
-    <w:link w:val="9"/>
+  <w:style w:type="numbering" w:default="1" w:styleId="a2">
+    <w:name w:val="No List"/>
+    <w:uiPriority w:val="99"/>
     <w:semiHidden/>
     <w:unhideWhenUsed/>
+  </w:style>
+  <w:style w:type="paragraph" w:styleId="a3">
+    <w:name w:val="Balloon Text"/>
+    <w:basedOn w:val="a"/>
+    <w:link w:val="a4"/>
     <w:uiPriority w:val="99"/>
+    <w:semiHidden/>
+    <w:unhideWhenUsed/>
     <w:rPr>
       <w:sz w:val="18"/>
       <w:szCs w:val="18"/>
     </w:rPr>
   </w:style>
-  <w:style w:type="paragraph" w:styleId="3">
+  <w:style w:type="paragraph" w:styleId="a5">
     <w:name w:val="footer"/>
-    <w:basedOn w:val="1"/>
-    <w:link w:val="11"/>
+    <w:basedOn w:val="a"/>
+    <w:link w:val="a6"/>
+    <w:uiPriority w:val="99"/>
     <w:unhideWhenUsed/>
-    <w:uiPriority w:val="99"/>
     <w:pPr>
       <w:tabs>
         <w:tab w:val="center" w:pos="4153"/>
@@ -696,16 +1020,16 @@
       <w:szCs w:val="18"/>
     </w:rPr>
   </w:style>
-  <w:style w:type="paragraph" w:styleId="4">
+  <w:style w:type="paragraph" w:styleId="a7">
     <w:name w:val="header"/>
-    <w:basedOn w:val="1"/>
-    <w:link w:val="10"/>
+    <w:basedOn w:val="a"/>
+    <w:link w:val="a8"/>
+    <w:uiPriority w:val="99"/>
     <w:unhideWhenUsed/>
     <w:qFormat/>
-    <w:uiPriority w:val="99"/>
     <w:pPr>
       <w:pBdr>
-        <w:bottom w:val="single" w:color="auto" w:sz="6" w:space="1"/>
+        <w:bottom w:val="single" w:sz="6" w:space="1" w:color="auto"/>
       </w:pBdr>
       <w:tabs>
         <w:tab w:val="center" w:pos="4153"/>
@@ -719,59 +1043,59 @@
       <w:szCs w:val="18"/>
     </w:rPr>
   </w:style>
-  <w:style w:type="paragraph" w:styleId="5">
+  <w:style w:type="paragraph" w:styleId="a9">
     <w:name w:val="Normal (Web)"/>
-    <w:basedOn w:val="1"/>
+    <w:basedOn w:val="a"/>
+    <w:uiPriority w:val="99"/>
     <w:unhideWhenUsed/>
-    <w:uiPriority w:val="99"/>
     <w:pPr>
       <w:widowControl/>
       <w:spacing w:before="100" w:beforeAutospacing="1" w:after="100" w:afterAutospacing="1"/>
       <w:jc w:val="left"/>
     </w:pPr>
     <w:rPr>
-      <w:rFonts w:ascii="宋体" w:hAnsi="宋体" w:eastAsia="宋体" w:cs="宋体"/>
+      <w:rFonts w:ascii="宋体" w:eastAsia="宋体" w:hAnsi="宋体" w:cs="宋体"/>
       <w:kern w:val="0"/>
       <w:sz w:val="24"/>
       <w:szCs w:val="24"/>
     </w:rPr>
   </w:style>
-  <w:style w:type="character" w:styleId="8">
+  <w:style w:type="character" w:styleId="aa">
     <w:name w:val="Strong"/>
-    <w:basedOn w:val="7"/>
+    <w:basedOn w:val="a0"/>
+    <w:uiPriority w:val="22"/>
     <w:qFormat/>
-    <w:uiPriority w:val="22"/>
     <w:rPr>
       <w:b/>
       <w:bCs/>
     </w:rPr>
   </w:style>
-  <w:style w:type="character" w:customStyle="1" w:styleId="9">
+  <w:style w:type="character" w:customStyle="1" w:styleId="a4">
     <w:name w:val="批注框文本 字符"/>
-    <w:basedOn w:val="7"/>
-    <w:link w:val="2"/>
+    <w:basedOn w:val="a0"/>
+    <w:link w:val="a3"/>
+    <w:uiPriority w:val="99"/>
     <w:semiHidden/>
     <w:qFormat/>
+    <w:rPr>
+      <w:sz w:val="18"/>
+      <w:szCs w:val="18"/>
+    </w:rPr>
+  </w:style>
+  <w:style w:type="character" w:customStyle="1" w:styleId="a8">
+    <w:name w:val="页眉 字符"/>
+    <w:basedOn w:val="a0"/>
+    <w:link w:val="a7"/>
     <w:uiPriority w:val="99"/>
     <w:rPr>
       <w:sz w:val="18"/>
       <w:szCs w:val="18"/>
     </w:rPr>
   </w:style>
-  <w:style w:type="character" w:customStyle="1" w:styleId="10">
-    <w:name w:val="页眉 字符"/>
-    <w:basedOn w:val="7"/>
-    <w:link w:val="4"/>
-    <w:uiPriority w:val="99"/>
-    <w:rPr>
-      <w:sz w:val="18"/>
-      <w:szCs w:val="18"/>
-    </w:rPr>
-  </w:style>
-  <w:style w:type="character" w:customStyle="1" w:styleId="11">
+  <w:style w:type="character" w:customStyle="1" w:styleId="a6">
     <w:name w:val="页脚 字符"/>
-    <w:basedOn w:val="7"/>
-    <w:link w:val="3"/>
+    <w:basedOn w:val="a0"/>
+    <w:link w:val="a5"/>
     <w:uiPriority w:val="99"/>
     <w:rPr>
       <w:sz w:val="18"/>
@@ -1033,5 +1357,6 @@
     </a:fmtScheme>
   </a:themeElements>
   <a:objectDefaults/>
+  <a:extraClrSchemeLst/>
 </a:theme>
 </file>